--- a/exercises/Bài tập tổng hợp 75-79 - Nền tảng từ và cấu trúc câu/Đề 1.docx
+++ b/exercises/Bài tập tổng hợp 75-79 - Nền tảng từ và cấu trúc câu/Đề 1.docx
@@ -3,242 +3,3763 @@
 <w:document xmlns:w="http://schemas.openxmlformats.org/wordprocessingml/2006/main">
   <w:body>
     <w:p>
-      <w:r>
-        <w:rPr>
+      <w:pPr>
+        <w:spacing w:before="0" w:after="180" w:line="320" w:lineRule="auto"/>
+        <w:widowControl/>
+        <w:jc w:val="center"/>
+        <w:keepNext/>
+      </w:pPr>
+      <w:r>
+        <w:rPr>
+          <w:color w:val="000000"/>
           <w:b/>
-        </w:rPr>
-        <w:t xml:space="preserve">ĐỀ TỔNG HỢP 75–79 – ĐỀ 1</w:t>
-      </w:r>
-    </w:p>
-    <w:p>
-      <w:r>
-        <w:t xml:space="preserve">Tổng điểm: 100 điểm – 10 phần – Thời gian gợi ý: 75 phút</w:t>
-      </w:r>
-    </w:p>
-    <w:p>
-      <w:r>
-        <w:rPr>
+          <w:sz w:val="30"/>
+          <w:szCs w:val="30"/>
+        </w:rPr>
+        <w:t>ĐỀ TỔNG HỢP 75–79 – ĐỀ 1</w:t>
+      </w:r>
+    </w:p>
+    <w:p>
+      <w:pPr>
+        <w:spacing w:before="0" w:after="200" w:line="300" w:lineRule="auto"/>
+        <w:widowControl/>
+        <w:jc w:val="center"/>
+        <w:keepNext/>
+      </w:pPr>
+      <w:r>
+        <w:rPr>
+          <w:color w:val="000000"/>
           <w:b/>
-        </w:rPr>
-        <w:t xml:space="preserve">PHẦN 1. NHẬN DIỆN TỪ LOẠI (10 điểm)</w:t>
-      </w:r>
-    </w:p>
-    <w:p>
-      <w:r>
-        <w:t xml:space="preserve">Ghi N, V, Adj hoặc Adv cho từ in hoa.</w:t>
-      </w:r>
-    </w:p>
-    <w:p>
-      <w:r>
-        <w:t xml:space="preserve">1. The project was SUCCESSFUL. 2. Students worked SUCCESSFULLY. 3. Their SUCCESS surprised us. 4. The plan may SUCCEED. 5. Regular EXERCISE improves health. 6. We exercise REGULARLY. 7. The device is RELIABLE. 8. It operates RELIABLY. 9. The team made an IMPROVEMENT. 10. Conditions IMPROVED.</w:t>
-      </w:r>
-    </w:p>
-    <w:p>
-      <w:r>
-        <w:rPr>
+          <w:sz w:val="22"/>
+          <w:szCs w:val="22"/>
+        </w:rPr>
+        <w:t>NỀN TẢNG TỪ VÀ CẤU TRÚC CÂU</w:t>
+      </w:r>
+    </w:p>
+    <w:p>
+      <w:pPr>
+        <w:spacing w:before="0" w:after="140" w:line="300" w:lineRule="auto"/>
+        <w:widowControl/>
+      </w:pPr>
+      <w:r>
+        <w:rPr>
+          <w:color w:val="000000"/>
+        </w:rPr>
+        <w:t>Họ và tên: __________________________                         Điểm: ________/100</w:t>
+      </w:r>
+    </w:p>
+    <w:p>
+      <w:pPr>
+        <w:spacing w:before="0" w:after="70" w:line="300" w:lineRule="auto"/>
+        <w:widowControl/>
+      </w:pPr>
+      <w:r>
+        <w:rPr>
+          <w:color w:val="000000"/>
+        </w:rPr>
+        <w:t>Phạm vi kiến thức: Bài 75–79 — từ loại, word formation, hòa hợp chủ ngữ–động từ, trật tự từ, cụm danh từ, lượng từ và determiners.</w:t>
+      </w:r>
+    </w:p>
+    <w:p>
+      <w:pPr>
+        <w:spacing w:before="0" w:after="70" w:line="300" w:lineRule="auto"/>
+        <w:widowControl/>
+      </w:pPr>
+      <w:r>
+        <w:rPr>
+          <w:color w:val="000000"/>
+        </w:rPr>
+        <w:t>Thời gian làm bài dự kiến: 75 phút.</w:t>
+      </w:r>
+    </w:p>
+    <w:p>
+      <w:pPr>
+        <w:spacing w:before="0" w:after="70" w:line="300" w:lineRule="auto"/>
+        <w:widowControl/>
+      </w:pPr>
+      <w:r>
+        <w:rPr>
+          <w:color w:val="000000"/>
+        </w:rPr>
+        <w:t>Tổng điểm: 100 điểm.</w:t>
+      </w:r>
+    </w:p>
+    <w:p>
+      <w:pPr>
+        <w:spacing w:before="0" w:after="170" w:line="320" w:lineRule="auto"/>
+        <w:widowControl/>
+      </w:pPr>
+      <w:r>
+        <w:rPr>
+          <w:color w:val="000000"/>
+        </w:rPr>
+        <w:t>Hướng dẫn chung: Làm lần lượt từng phần; chú ý từ loại, cấu trúc danh từ, sự hòa hợp chủ ngữ–động từ và ngữ cảnh. Với câu viết, trình bày đủ ý và đúng độ dài yêu cầu.</w:t>
+      </w:r>
+    </w:p>
+    <w:p>
+      <w:pPr>
+        <w:spacing w:before="240" w:after="60" w:line="300" w:lineRule="auto"/>
+        <w:widowControl/>
+        <w:keepNext/>
+      </w:pPr>
+      <w:r>
+        <w:rPr>
+          <w:color w:val="000000"/>
           <w:b/>
-        </w:rPr>
-        <w:t xml:space="preserve">PHẦN 2. WORD FORMATION (10 điểm)</w:t>
-      </w:r>
-    </w:p>
-    <w:p>
-      <w:r>
-        <w:t xml:space="preserve">Điền dạng đúng của từ.</w:t>
-      </w:r>
-    </w:p>
-    <w:p>
-      <w:r>
-        <w:t xml:space="preserve">1. The course develops learner ___. (INDEPENDENT) 2. Please use the equipment ___. (CARE) 3. Air pollution is a serious ___ problem. (ENVIRONMENT) 4. Her explanation was clear and ___. (INFORM) 5. The campaign raised public ___. (AWARE) 6. This method is highly ___. (EFFECT) 7. We need to ___ the application process. (SIMPLE) 8. The data were collected ___. (SYSTEM) 9. His answer was ___. (ACCURATE) 10. Volunteers made a valuable ___. (CONTRIBUTE)</w:t>
-      </w:r>
-    </w:p>
-    <w:p>
-      <w:r>
-        <w:rPr>
+          <w:sz w:val="24"/>
+          <w:szCs w:val="24"/>
+        </w:rPr>
+        <w:t>PHẦN 1. NHẬN DIỆN TỪ LOẠI (10 điểm)</w:t>
+      </w:r>
+    </w:p>
+    <w:p>
+      <w:pPr>
+        <w:spacing w:before="0" w:after="100" w:line="300" w:lineRule="auto"/>
+        <w:widowControl/>
+      </w:pPr>
+      <w:r>
+        <w:rPr>
+          <w:color w:val="000000"/>
+          <w:i/>
+        </w:rPr>
+        <w:t>Ghi N, V, Adj hoặc Adv cho từ in hoa.</w:t>
+      </w:r>
+    </w:p>
+    <w:p>
+      <w:pPr>
+        <w:spacing w:before="20" w:after="90" w:line="300" w:lineRule="auto"/>
+        <w:widowControl/>
+      </w:pPr>
+      <w:r>
+        <w:rPr>
+          <w:color w:val="000000"/>
+        </w:rPr>
+        <w:t>1. The project was SUCCESSFUL.</w:t>
+      </w:r>
+    </w:p>
+    <w:p>
+      <w:pPr>
+        <w:spacing w:before="20" w:after="90" w:line="300" w:lineRule="auto"/>
+        <w:widowControl/>
+      </w:pPr>
+      <w:r>
+        <w:rPr>
+          <w:color w:val="000000"/>
+        </w:rPr>
+        <w:t>2. Students worked SUCCESSFULLY.</w:t>
+      </w:r>
+    </w:p>
+    <w:p>
+      <w:pPr>
+        <w:spacing w:before="20" w:after="90" w:line="300" w:lineRule="auto"/>
+        <w:widowControl/>
+      </w:pPr>
+      <w:r>
+        <w:rPr>
+          <w:color w:val="000000"/>
+        </w:rPr>
+        <w:t>3. Their SUCCESS surprised us.</w:t>
+      </w:r>
+    </w:p>
+    <w:p>
+      <w:pPr>
+        <w:spacing w:before="20" w:after="90" w:line="300" w:lineRule="auto"/>
+        <w:widowControl/>
+      </w:pPr>
+      <w:r>
+        <w:rPr>
+          <w:color w:val="000000"/>
+        </w:rPr>
+        <w:t>4. The plan may SUCCEED.</w:t>
+      </w:r>
+    </w:p>
+    <w:p>
+      <w:pPr>
+        <w:spacing w:before="20" w:after="90" w:line="300" w:lineRule="auto"/>
+        <w:widowControl/>
+      </w:pPr>
+      <w:r>
+        <w:rPr>
+          <w:color w:val="000000"/>
+        </w:rPr>
+        <w:t>5. Regular EXERCISE improves health.</w:t>
+      </w:r>
+    </w:p>
+    <w:p>
+      <w:pPr>
+        <w:spacing w:before="20" w:after="90" w:line="300" w:lineRule="auto"/>
+        <w:widowControl/>
+      </w:pPr>
+      <w:r>
+        <w:rPr>
+          <w:color w:val="000000"/>
+        </w:rPr>
+        <w:t>6. We exercise REGULARLY.</w:t>
+      </w:r>
+    </w:p>
+    <w:p>
+      <w:pPr>
+        <w:spacing w:before="20" w:after="90" w:line="300" w:lineRule="auto"/>
+        <w:widowControl/>
+      </w:pPr>
+      <w:r>
+        <w:rPr>
+          <w:color w:val="000000"/>
+        </w:rPr>
+        <w:t>7. The device is RELIABLE.</w:t>
+      </w:r>
+    </w:p>
+    <w:p>
+      <w:pPr>
+        <w:spacing w:before="20" w:after="90" w:line="300" w:lineRule="auto"/>
+        <w:widowControl/>
+      </w:pPr>
+      <w:r>
+        <w:rPr>
+          <w:color w:val="000000"/>
+        </w:rPr>
+        <w:t>8. It operates RELIABLY.</w:t>
+      </w:r>
+    </w:p>
+    <w:p>
+      <w:pPr>
+        <w:spacing w:before="20" w:after="90" w:line="300" w:lineRule="auto"/>
+        <w:widowControl/>
+      </w:pPr>
+      <w:r>
+        <w:rPr>
+          <w:color w:val="000000"/>
+        </w:rPr>
+        <w:t>9. The team made an IMPROVEMENT.</w:t>
+      </w:r>
+    </w:p>
+    <w:p>
+      <w:pPr>
+        <w:spacing w:before="20" w:after="90" w:line="300" w:lineRule="auto"/>
+        <w:widowControl/>
+      </w:pPr>
+      <w:r>
+        <w:rPr>
+          <w:color w:val="000000"/>
+        </w:rPr>
+        <w:t>10. Conditions IMPROVED.</w:t>
+      </w:r>
+    </w:p>
+    <w:p>
+      <w:pPr>
+        <w:spacing w:before="240" w:after="60" w:line="300" w:lineRule="auto"/>
+        <w:widowControl/>
+        <w:keepNext/>
+      </w:pPr>
+      <w:r>
+        <w:rPr>
+          <w:color w:val="000000"/>
           <w:b/>
-        </w:rPr>
-        <w:t xml:space="preserve">PHẦN 3. SỰ HÒA HỢP CHỦ NGỮ–ĐỘNG TỪ (10 điểm)</w:t>
-      </w:r>
-    </w:p>
-    <w:p>
-      <w:r>
-        <w:t xml:space="preserve">1. Each student ___ a card. A receive B receives C receiving D have received. 2. A number of residents ___ objected. A has B have C is D was. 3. The number of applicants ___ rising. A are B were C is D have. 4. Neither Mai nor her friends ___ available. A is B are C was D has. 5. Either the teachers or the principal ___ the room. A checks B check C checking D have checked. 6. Mathematics ___ my favourite subject. A are B were C is D have. 7. The news ___ encouraging. A are B is C have D were. 8. Ten kilometres ___ too far to walk today. A are B were C is D have. 9. The students in this class ___ hard. A works B work C working D has worked. 10. Every book and notebook ___ labelled. A are B is C have D were.</w:t>
-      </w:r>
-    </w:p>
-    <w:p>
-      <w:r>
-        <w:rPr>
+          <w:sz w:val="24"/>
+          <w:szCs w:val="24"/>
+        </w:rPr>
+        <w:t>PHẦN 2. WORD FORMATION (10 điểm)</w:t>
+      </w:r>
+    </w:p>
+    <w:p>
+      <w:pPr>
+        <w:spacing w:before="0" w:after="100" w:line="300" w:lineRule="auto"/>
+        <w:widowControl/>
+      </w:pPr>
+      <w:r>
+        <w:rPr>
+          <w:color w:val="000000"/>
+          <w:i/>
+        </w:rPr>
+        <w:t>Điền dạng đúng của từ trong ngoặc.</w:t>
+      </w:r>
+    </w:p>
+    <w:p>
+      <w:pPr>
+        <w:spacing w:before="20" w:after="90" w:line="300" w:lineRule="auto"/>
+        <w:widowControl/>
+      </w:pPr>
+      <w:r>
+        <w:rPr>
+          <w:color w:val="000000"/>
+        </w:rPr>
+        <w:t>1. The course develops learner ___. (INDEPENDENT)</w:t>
+      </w:r>
+    </w:p>
+    <w:p>
+      <w:pPr>
+        <w:spacing w:before="20" w:after="90" w:line="300" w:lineRule="auto"/>
+        <w:widowControl/>
+      </w:pPr>
+      <w:r>
+        <w:rPr>
+          <w:color w:val="000000"/>
+        </w:rPr>
+        <w:t>2. Please use the equipment ___. (CARE)</w:t>
+      </w:r>
+    </w:p>
+    <w:p>
+      <w:pPr>
+        <w:spacing w:before="20" w:after="90" w:line="300" w:lineRule="auto"/>
+        <w:widowControl/>
+      </w:pPr>
+      <w:r>
+        <w:rPr>
+          <w:color w:val="000000"/>
+        </w:rPr>
+        <w:t>3. Air pollution is a serious ___ problem. (ENVIRONMENT)</w:t>
+      </w:r>
+    </w:p>
+    <w:p>
+      <w:pPr>
+        <w:spacing w:before="20" w:after="90" w:line="300" w:lineRule="auto"/>
+        <w:widowControl/>
+      </w:pPr>
+      <w:r>
+        <w:rPr>
+          <w:color w:val="000000"/>
+        </w:rPr>
+        <w:t>4. Her explanation was clear and ___. (INFORM)</w:t>
+      </w:r>
+    </w:p>
+    <w:p>
+      <w:pPr>
+        <w:spacing w:before="20" w:after="90" w:line="300" w:lineRule="auto"/>
+        <w:widowControl/>
+      </w:pPr>
+      <w:r>
+        <w:rPr>
+          <w:color w:val="000000"/>
+        </w:rPr>
+        <w:t>5. The campaign raised public ___. (AWARE)</w:t>
+      </w:r>
+    </w:p>
+    <w:p>
+      <w:pPr>
+        <w:spacing w:before="20" w:after="90" w:line="300" w:lineRule="auto"/>
+        <w:widowControl/>
+      </w:pPr>
+      <w:r>
+        <w:rPr>
+          <w:color w:val="000000"/>
+        </w:rPr>
+        <w:t>6. This method is highly ___. (EFFECT)</w:t>
+      </w:r>
+    </w:p>
+    <w:p>
+      <w:pPr>
+        <w:spacing w:before="20" w:after="90" w:line="300" w:lineRule="auto"/>
+        <w:widowControl/>
+      </w:pPr>
+      <w:r>
+        <w:rPr>
+          <w:color w:val="000000"/>
+        </w:rPr>
+        <w:t>7. We need to ___ the application process. (SIMPLE)</w:t>
+      </w:r>
+    </w:p>
+    <w:p>
+      <w:pPr>
+        <w:spacing w:before="20" w:after="90" w:line="300" w:lineRule="auto"/>
+        <w:widowControl/>
+      </w:pPr>
+      <w:r>
+        <w:rPr>
+          <w:color w:val="000000"/>
+        </w:rPr>
+        <w:t>8. The data were collected ___. (SYSTEM)</w:t>
+      </w:r>
+    </w:p>
+    <w:p>
+      <w:pPr>
+        <w:spacing w:before="20" w:after="90" w:line="300" w:lineRule="auto"/>
+        <w:widowControl/>
+      </w:pPr>
+      <w:r>
+        <w:rPr>
+          <w:color w:val="000000"/>
+        </w:rPr>
+        <w:t>9. His answer was ___. (ACCURATE)</w:t>
+      </w:r>
+    </w:p>
+    <w:p>
+      <w:pPr>
+        <w:spacing w:before="20" w:after="90" w:line="300" w:lineRule="auto"/>
+        <w:widowControl/>
+      </w:pPr>
+      <w:r>
+        <w:rPr>
+          <w:color w:val="000000"/>
+        </w:rPr>
+        <w:t>10. Volunteers made a valuable ___. (CONTRIBUTE)</w:t>
+      </w:r>
+    </w:p>
+    <w:p>
+      <w:pPr>
+        <w:spacing w:before="240" w:after="60" w:line="300" w:lineRule="auto"/>
+        <w:widowControl/>
+        <w:keepNext/>
+      </w:pPr>
+      <w:r>
+        <w:rPr>
+          <w:color w:val="000000"/>
           <w:b/>
-        </w:rPr>
-        <w:t xml:space="preserve">PHẦN 4. TRẬT TỰ TÍNH TỪ VÀ CỤM DANH TỪ (10 điểm)</w:t>
-      </w:r>
-    </w:p>
-    <w:p>
-      <w:r>
-        <w:t xml:space="preserve">Sắp xếp từ trong ngoặc.</w:t>
-      </w:r>
-    </w:p>
-    <w:p>
-      <w:r>
-        <w:t xml:space="preserve">1. a ___ table (round/wooden/small) 2. an ___ building (modern/office/large) 3. two ___ bags (black/leather/beautiful) 4. a ___ vase (Chinese/old/valuable) 5. an ___ course (online/English/intensive) 6. a ___ jacket (winter/thick/new) 7. a ___ bridge (stone/ancient/narrow) 8. a ___ research project (three-year/environmental) 9. a ___ box (metal/square/blue) 10. an ___ device (energy-saving/innovative).</w:t>
-      </w:r>
-    </w:p>
-    <w:p>
-      <w:r>
-        <w:rPr>
+          <w:sz w:val="24"/>
+          <w:szCs w:val="24"/>
+        </w:rPr>
+        <w:t>PHẦN 3. SỰ HÒA HỢP CHỦ NGỮ–ĐỘNG TỪ (10 điểm)</w:t>
+      </w:r>
+    </w:p>
+    <w:p>
+      <w:pPr>
+        <w:spacing w:before="0" w:after="100" w:line="300" w:lineRule="auto"/>
+        <w:widowControl/>
+      </w:pPr>
+      <w:r>
+        <w:rPr>
+          <w:color w:val="000000"/>
+          <w:i/>
+        </w:rPr>
+        <w:t>Chọn dạng đúng của động từ để hoàn thành câu.</w:t>
+      </w:r>
+    </w:p>
+    <w:p>
+      <w:pPr>
+        <w:spacing w:before="20" w:after="90" w:line="300" w:lineRule="auto"/>
+        <w:widowControl/>
+        <w:keepNext/>
+      </w:pPr>
+      <w:r>
+        <w:rPr>
+          <w:color w:val="000000"/>
+        </w:rPr>
+        <w:t>1. Each student ___ a card.</w:t>
+      </w:r>
+    </w:p>
+    <w:p>
+      <w:pPr>
+        <w:spacing w:before="0" w:after="35" w:line="300" w:lineRule="auto"/>
+        <w:widowControl/>
+        <w:keepNext/>
+      </w:pPr>
+      <w:r>
+        <w:rPr>
+          <w:color w:val="000000"/>
+        </w:rPr>
+        <w:t>A. receive</w:t>
+      </w:r>
+    </w:p>
+    <w:p>
+      <w:pPr>
+        <w:spacing w:before="0" w:after="35" w:line="300" w:lineRule="auto"/>
+        <w:widowControl/>
+        <w:keepNext/>
+      </w:pPr>
+      <w:r>
+        <w:rPr>
+          <w:color w:val="000000"/>
+        </w:rPr>
+        <w:t>B. receives</w:t>
+      </w:r>
+    </w:p>
+    <w:p>
+      <w:pPr>
+        <w:spacing w:before="0" w:after="35" w:line="300" w:lineRule="auto"/>
+        <w:widowControl/>
+        <w:keepNext/>
+      </w:pPr>
+      <w:r>
+        <w:rPr>
+          <w:color w:val="000000"/>
+        </w:rPr>
+        <w:t>C. receiving</w:t>
+      </w:r>
+    </w:p>
+    <w:p>
+      <w:pPr>
+        <w:spacing w:before="0" w:after="35" w:line="300" w:lineRule="auto"/>
+        <w:widowControl/>
+      </w:pPr>
+      <w:r>
+        <w:rPr>
+          <w:color w:val="000000"/>
+        </w:rPr>
+        <w:t>D. have received.</w:t>
+      </w:r>
+    </w:p>
+    <w:p>
+      <w:pPr>
+        <w:spacing w:before="20" w:after="90" w:line="300" w:lineRule="auto"/>
+        <w:widowControl/>
+        <w:keepNext/>
+      </w:pPr>
+      <w:r>
+        <w:rPr>
+          <w:color w:val="000000"/>
+        </w:rPr>
+        <w:t>2. A number of residents ___ objected.</w:t>
+      </w:r>
+    </w:p>
+    <w:p>
+      <w:pPr>
+        <w:spacing w:before="0" w:after="35" w:line="300" w:lineRule="auto"/>
+        <w:widowControl/>
+        <w:keepNext/>
+      </w:pPr>
+      <w:r>
+        <w:rPr>
+          <w:color w:val="000000"/>
+        </w:rPr>
+        <w:t>A. has</w:t>
+      </w:r>
+    </w:p>
+    <w:p>
+      <w:pPr>
+        <w:spacing w:before="0" w:after="35" w:line="300" w:lineRule="auto"/>
+        <w:widowControl/>
+        <w:keepNext/>
+      </w:pPr>
+      <w:r>
+        <w:rPr>
+          <w:color w:val="000000"/>
+        </w:rPr>
+        <w:t>B. have</w:t>
+      </w:r>
+    </w:p>
+    <w:p>
+      <w:pPr>
+        <w:spacing w:before="0" w:after="35" w:line="300" w:lineRule="auto"/>
+        <w:widowControl/>
+        <w:keepNext/>
+      </w:pPr>
+      <w:r>
+        <w:rPr>
+          <w:color w:val="000000"/>
+        </w:rPr>
+        <w:t>C. is</w:t>
+      </w:r>
+    </w:p>
+    <w:p>
+      <w:pPr>
+        <w:spacing w:before="0" w:after="35" w:line="300" w:lineRule="auto"/>
+        <w:widowControl/>
+      </w:pPr>
+      <w:r>
+        <w:rPr>
+          <w:color w:val="000000"/>
+        </w:rPr>
+        <w:t>D. was.</w:t>
+      </w:r>
+    </w:p>
+    <w:p>
+      <w:pPr>
+        <w:spacing w:before="20" w:after="90" w:line="300" w:lineRule="auto"/>
+        <w:widowControl/>
+        <w:keepNext/>
+      </w:pPr>
+      <w:r>
+        <w:rPr>
+          <w:color w:val="000000"/>
+        </w:rPr>
+        <w:t>3. The number of applicants ___ rising.</w:t>
+      </w:r>
+    </w:p>
+    <w:p>
+      <w:pPr>
+        <w:spacing w:before="0" w:after="35" w:line="300" w:lineRule="auto"/>
+        <w:widowControl/>
+        <w:keepNext/>
+      </w:pPr>
+      <w:r>
+        <w:rPr>
+          <w:color w:val="000000"/>
+        </w:rPr>
+        <w:t>A. are</w:t>
+      </w:r>
+    </w:p>
+    <w:p>
+      <w:pPr>
+        <w:spacing w:before="0" w:after="35" w:line="300" w:lineRule="auto"/>
+        <w:widowControl/>
+        <w:keepNext/>
+      </w:pPr>
+      <w:r>
+        <w:rPr>
+          <w:color w:val="000000"/>
+        </w:rPr>
+        <w:t>B. were</w:t>
+      </w:r>
+    </w:p>
+    <w:p>
+      <w:pPr>
+        <w:spacing w:before="0" w:after="35" w:line="300" w:lineRule="auto"/>
+        <w:widowControl/>
+        <w:keepNext/>
+      </w:pPr>
+      <w:r>
+        <w:rPr>
+          <w:color w:val="000000"/>
+        </w:rPr>
+        <w:t>C. is</w:t>
+      </w:r>
+    </w:p>
+    <w:p>
+      <w:pPr>
+        <w:spacing w:before="0" w:after="35" w:line="300" w:lineRule="auto"/>
+        <w:widowControl/>
+      </w:pPr>
+      <w:r>
+        <w:rPr>
+          <w:color w:val="000000"/>
+        </w:rPr>
+        <w:t>D. have.</w:t>
+      </w:r>
+    </w:p>
+    <w:p>
+      <w:pPr>
+        <w:spacing w:before="20" w:after="90" w:line="300" w:lineRule="auto"/>
+        <w:widowControl/>
+        <w:keepNext/>
+      </w:pPr>
+      <w:r>
+        <w:rPr>
+          <w:color w:val="000000"/>
+        </w:rPr>
+        <w:t>4. Neither Mai nor her friends ___ available.</w:t>
+      </w:r>
+    </w:p>
+    <w:p>
+      <w:pPr>
+        <w:spacing w:before="0" w:after="35" w:line="300" w:lineRule="auto"/>
+        <w:widowControl/>
+        <w:keepNext/>
+      </w:pPr>
+      <w:r>
+        <w:rPr>
+          <w:color w:val="000000"/>
+        </w:rPr>
+        <w:t>A. is</w:t>
+      </w:r>
+    </w:p>
+    <w:p>
+      <w:pPr>
+        <w:spacing w:before="0" w:after="35" w:line="300" w:lineRule="auto"/>
+        <w:widowControl/>
+        <w:keepNext/>
+      </w:pPr>
+      <w:r>
+        <w:rPr>
+          <w:color w:val="000000"/>
+        </w:rPr>
+        <w:t>B. are</w:t>
+      </w:r>
+    </w:p>
+    <w:p>
+      <w:pPr>
+        <w:spacing w:before="0" w:after="35" w:line="300" w:lineRule="auto"/>
+        <w:widowControl/>
+        <w:keepNext/>
+      </w:pPr>
+      <w:r>
+        <w:rPr>
+          <w:color w:val="000000"/>
+        </w:rPr>
+        <w:t>C. was</w:t>
+      </w:r>
+    </w:p>
+    <w:p>
+      <w:pPr>
+        <w:spacing w:before="0" w:after="35" w:line="300" w:lineRule="auto"/>
+        <w:widowControl/>
+      </w:pPr>
+      <w:r>
+        <w:rPr>
+          <w:color w:val="000000"/>
+        </w:rPr>
+        <w:t>D. has.</w:t>
+      </w:r>
+    </w:p>
+    <w:p>
+      <w:pPr>
+        <w:spacing w:before="20" w:after="90" w:line="300" w:lineRule="auto"/>
+        <w:widowControl/>
+        <w:keepNext/>
+      </w:pPr>
+      <w:r>
+        <w:rPr>
+          <w:color w:val="000000"/>
+        </w:rPr>
+        <w:t>5. Either the teachers or the principal ___ the room.</w:t>
+      </w:r>
+    </w:p>
+    <w:p>
+      <w:pPr>
+        <w:spacing w:before="0" w:after="35" w:line="300" w:lineRule="auto"/>
+        <w:widowControl/>
+        <w:keepNext/>
+      </w:pPr>
+      <w:r>
+        <w:rPr>
+          <w:color w:val="000000"/>
+        </w:rPr>
+        <w:t>A. checks</w:t>
+      </w:r>
+    </w:p>
+    <w:p>
+      <w:pPr>
+        <w:spacing w:before="0" w:after="35" w:line="300" w:lineRule="auto"/>
+        <w:widowControl/>
+        <w:keepNext/>
+      </w:pPr>
+      <w:r>
+        <w:rPr>
+          <w:color w:val="000000"/>
+        </w:rPr>
+        <w:t>B. check</w:t>
+      </w:r>
+    </w:p>
+    <w:p>
+      <w:pPr>
+        <w:spacing w:before="0" w:after="35" w:line="300" w:lineRule="auto"/>
+        <w:widowControl/>
+        <w:keepNext/>
+      </w:pPr>
+      <w:r>
+        <w:rPr>
+          <w:color w:val="000000"/>
+        </w:rPr>
+        <w:t>C. checking</w:t>
+      </w:r>
+    </w:p>
+    <w:p>
+      <w:pPr>
+        <w:spacing w:before="0" w:after="35" w:line="300" w:lineRule="auto"/>
+        <w:widowControl/>
+      </w:pPr>
+      <w:r>
+        <w:rPr>
+          <w:color w:val="000000"/>
+        </w:rPr>
+        <w:t>D. have checked.</w:t>
+      </w:r>
+    </w:p>
+    <w:p>
+      <w:pPr>
+        <w:spacing w:before="20" w:after="90" w:line="300" w:lineRule="auto"/>
+        <w:widowControl/>
+        <w:keepNext/>
+      </w:pPr>
+      <w:r>
+        <w:rPr>
+          <w:color w:val="000000"/>
+        </w:rPr>
+        <w:t>6. Mathematics ___ my favourite subject.</w:t>
+      </w:r>
+    </w:p>
+    <w:p>
+      <w:pPr>
+        <w:spacing w:before="0" w:after="35" w:line="300" w:lineRule="auto"/>
+        <w:widowControl/>
+        <w:keepNext/>
+      </w:pPr>
+      <w:r>
+        <w:rPr>
+          <w:color w:val="000000"/>
+        </w:rPr>
+        <w:t>A. are</w:t>
+      </w:r>
+    </w:p>
+    <w:p>
+      <w:pPr>
+        <w:spacing w:before="0" w:after="35" w:line="300" w:lineRule="auto"/>
+        <w:widowControl/>
+        <w:keepNext/>
+      </w:pPr>
+      <w:r>
+        <w:rPr>
+          <w:color w:val="000000"/>
+        </w:rPr>
+        <w:t>B. were</w:t>
+      </w:r>
+    </w:p>
+    <w:p>
+      <w:pPr>
+        <w:spacing w:before="0" w:after="35" w:line="300" w:lineRule="auto"/>
+        <w:widowControl/>
+        <w:keepNext/>
+      </w:pPr>
+      <w:r>
+        <w:rPr>
+          <w:color w:val="000000"/>
+        </w:rPr>
+        <w:t>C. is</w:t>
+      </w:r>
+    </w:p>
+    <w:p>
+      <w:pPr>
+        <w:spacing w:before="0" w:after="35" w:line="300" w:lineRule="auto"/>
+        <w:widowControl/>
+      </w:pPr>
+      <w:r>
+        <w:rPr>
+          <w:color w:val="000000"/>
+        </w:rPr>
+        <w:t>D. have.</w:t>
+      </w:r>
+    </w:p>
+    <w:p>
+      <w:pPr>
+        <w:spacing w:before="20" w:after="90" w:line="300" w:lineRule="auto"/>
+        <w:widowControl/>
+        <w:keepNext/>
+      </w:pPr>
+      <w:r>
+        <w:rPr>
+          <w:color w:val="000000"/>
+        </w:rPr>
+        <w:t>7. The news ___ encouraging.</w:t>
+      </w:r>
+    </w:p>
+    <w:p>
+      <w:pPr>
+        <w:spacing w:before="0" w:after="35" w:line="300" w:lineRule="auto"/>
+        <w:widowControl/>
+        <w:keepNext/>
+      </w:pPr>
+      <w:r>
+        <w:rPr>
+          <w:color w:val="000000"/>
+        </w:rPr>
+        <w:t>A. are</w:t>
+      </w:r>
+    </w:p>
+    <w:p>
+      <w:pPr>
+        <w:spacing w:before="0" w:after="35" w:line="300" w:lineRule="auto"/>
+        <w:widowControl/>
+        <w:keepNext/>
+      </w:pPr>
+      <w:r>
+        <w:rPr>
+          <w:color w:val="000000"/>
+        </w:rPr>
+        <w:t>B. is</w:t>
+      </w:r>
+    </w:p>
+    <w:p>
+      <w:pPr>
+        <w:spacing w:before="0" w:after="35" w:line="300" w:lineRule="auto"/>
+        <w:widowControl/>
+        <w:keepNext/>
+      </w:pPr>
+      <w:r>
+        <w:rPr>
+          <w:color w:val="000000"/>
+        </w:rPr>
+        <w:t>C. have</w:t>
+      </w:r>
+    </w:p>
+    <w:p>
+      <w:pPr>
+        <w:spacing w:before="0" w:after="35" w:line="300" w:lineRule="auto"/>
+        <w:widowControl/>
+      </w:pPr>
+      <w:r>
+        <w:rPr>
+          <w:color w:val="000000"/>
+        </w:rPr>
+        <w:t>D. were.</w:t>
+      </w:r>
+    </w:p>
+    <w:p>
+      <w:pPr>
+        <w:spacing w:before="20" w:after="90" w:line="300" w:lineRule="auto"/>
+        <w:widowControl/>
+        <w:keepNext/>
+      </w:pPr>
+      <w:r>
+        <w:rPr>
+          <w:color w:val="000000"/>
+        </w:rPr>
+        <w:t>8. Ten kilometres ___ too far to walk today.</w:t>
+      </w:r>
+    </w:p>
+    <w:p>
+      <w:pPr>
+        <w:spacing w:before="0" w:after="35" w:line="300" w:lineRule="auto"/>
+        <w:widowControl/>
+        <w:keepNext/>
+      </w:pPr>
+      <w:r>
+        <w:rPr>
+          <w:color w:val="000000"/>
+        </w:rPr>
+        <w:t>A. are</w:t>
+      </w:r>
+    </w:p>
+    <w:p>
+      <w:pPr>
+        <w:spacing w:before="0" w:after="35" w:line="300" w:lineRule="auto"/>
+        <w:widowControl/>
+        <w:keepNext/>
+      </w:pPr>
+      <w:r>
+        <w:rPr>
+          <w:color w:val="000000"/>
+        </w:rPr>
+        <w:t>B. were</w:t>
+      </w:r>
+    </w:p>
+    <w:p>
+      <w:pPr>
+        <w:spacing w:before="0" w:after="35" w:line="300" w:lineRule="auto"/>
+        <w:widowControl/>
+        <w:keepNext/>
+      </w:pPr>
+      <w:r>
+        <w:rPr>
+          <w:color w:val="000000"/>
+        </w:rPr>
+        <w:t>C. is</w:t>
+      </w:r>
+    </w:p>
+    <w:p>
+      <w:pPr>
+        <w:spacing w:before="0" w:after="35" w:line="300" w:lineRule="auto"/>
+        <w:widowControl/>
+      </w:pPr>
+      <w:r>
+        <w:rPr>
+          <w:color w:val="000000"/>
+        </w:rPr>
+        <w:t>D. have.</w:t>
+      </w:r>
+    </w:p>
+    <w:p>
+      <w:pPr>
+        <w:spacing w:before="20" w:after="90" w:line="300" w:lineRule="auto"/>
+        <w:widowControl/>
+        <w:keepNext/>
+      </w:pPr>
+      <w:r>
+        <w:rPr>
+          <w:color w:val="000000"/>
+        </w:rPr>
+        <w:t>9. The students in this class ___ hard.</w:t>
+      </w:r>
+    </w:p>
+    <w:p>
+      <w:pPr>
+        <w:spacing w:before="0" w:after="35" w:line="300" w:lineRule="auto"/>
+        <w:widowControl/>
+        <w:keepNext/>
+      </w:pPr>
+      <w:r>
+        <w:rPr>
+          <w:color w:val="000000"/>
+        </w:rPr>
+        <w:t>A. works</w:t>
+      </w:r>
+    </w:p>
+    <w:p>
+      <w:pPr>
+        <w:spacing w:before="0" w:after="35" w:line="300" w:lineRule="auto"/>
+        <w:widowControl/>
+        <w:keepNext/>
+      </w:pPr>
+      <w:r>
+        <w:rPr>
+          <w:color w:val="000000"/>
+        </w:rPr>
+        <w:t>B. work</w:t>
+      </w:r>
+    </w:p>
+    <w:p>
+      <w:pPr>
+        <w:spacing w:before="0" w:after="35" w:line="300" w:lineRule="auto"/>
+        <w:widowControl/>
+        <w:keepNext/>
+      </w:pPr>
+      <w:r>
+        <w:rPr>
+          <w:color w:val="000000"/>
+        </w:rPr>
+        <w:t>C. working</w:t>
+      </w:r>
+    </w:p>
+    <w:p>
+      <w:pPr>
+        <w:spacing w:before="0" w:after="35" w:line="300" w:lineRule="auto"/>
+        <w:widowControl/>
+      </w:pPr>
+      <w:r>
+        <w:rPr>
+          <w:color w:val="000000"/>
+        </w:rPr>
+        <w:t>D. has worked.</w:t>
+      </w:r>
+    </w:p>
+    <w:p>
+      <w:pPr>
+        <w:spacing w:before="20" w:after="90" w:line="300" w:lineRule="auto"/>
+        <w:widowControl/>
+        <w:keepNext/>
+      </w:pPr>
+      <w:r>
+        <w:rPr>
+          <w:color w:val="000000"/>
+        </w:rPr>
+        <w:t>10. Every book and notebook ___ labelled.</w:t>
+      </w:r>
+    </w:p>
+    <w:p>
+      <w:pPr>
+        <w:spacing w:before="0" w:after="35" w:line="300" w:lineRule="auto"/>
+        <w:widowControl/>
+        <w:keepNext/>
+      </w:pPr>
+      <w:r>
+        <w:rPr>
+          <w:color w:val="000000"/>
+        </w:rPr>
+        <w:t>A. are</w:t>
+      </w:r>
+    </w:p>
+    <w:p>
+      <w:pPr>
+        <w:spacing w:before="0" w:after="35" w:line="300" w:lineRule="auto"/>
+        <w:widowControl/>
+        <w:keepNext/>
+      </w:pPr>
+      <w:r>
+        <w:rPr>
+          <w:color w:val="000000"/>
+        </w:rPr>
+        <w:t>B. is</w:t>
+      </w:r>
+    </w:p>
+    <w:p>
+      <w:pPr>
+        <w:spacing w:before="0" w:after="35" w:line="300" w:lineRule="auto"/>
+        <w:widowControl/>
+        <w:keepNext/>
+      </w:pPr>
+      <w:r>
+        <w:rPr>
+          <w:color w:val="000000"/>
+        </w:rPr>
+        <w:t>C. have</w:t>
+      </w:r>
+    </w:p>
+    <w:p>
+      <w:pPr>
+        <w:spacing w:before="0" w:after="35" w:line="300" w:lineRule="auto"/>
+        <w:widowControl/>
+      </w:pPr>
+      <w:r>
+        <w:rPr>
+          <w:color w:val="000000"/>
+        </w:rPr>
+        <w:t>D. were.</w:t>
+      </w:r>
+    </w:p>
+    <w:p>
+      <w:pPr>
+        <w:spacing w:before="240" w:after="60" w:line="300" w:lineRule="auto"/>
+        <w:widowControl/>
+        <w:keepNext/>
+      </w:pPr>
+      <w:r>
+        <w:rPr>
+          <w:color w:val="000000"/>
           <w:b/>
-        </w:rPr>
-        <w:t xml:space="preserve">PHẦN 5. VỊ TRÍ TRẠNG TỪ (10 điểm)</w:t>
-      </w:r>
-    </w:p>
-    <w:p>
-      <w:r>
-        <w:t xml:space="preserve">Viết lại câu với trạng từ đúng vị trí.</w:t>
-      </w:r>
-    </w:p>
-    <w:p>
-      <w:r>
-        <w:t xml:space="preserve">1. She checks her email. (rarely) 2. The bus has arrived. (already) 3. They completed the task. (carefully) 4. He is late for class. (never) 5. We will finish the report. (probably) 6. The system works. (efficiently) 7. I have visited the centre. (twice) 8. Students should read the instructions. (always) 9. The price increased. (significantly) 10. She can explain the rule. (clearly)</w:t>
-      </w:r>
-    </w:p>
-    <w:p>
-      <w:r>
-        <w:rPr>
+          <w:sz w:val="24"/>
+          <w:szCs w:val="24"/>
+        </w:rPr>
+        <w:t>PHẦN 4. TRẬT TỰ TÍNH TỪ VÀ CỤM DANH TỪ (10 điểm)</w:t>
+      </w:r>
+    </w:p>
+    <w:p>
+      <w:pPr>
+        <w:spacing w:before="0" w:after="100" w:line="300" w:lineRule="auto"/>
+        <w:widowControl/>
+      </w:pPr>
+      <w:r>
+        <w:rPr>
+          <w:color w:val="000000"/>
+          <w:i/>
+        </w:rPr>
+        <w:t>Sắp xếp các từ trong ngoặc theo đúng trật tự tính từ.</w:t>
+      </w:r>
+    </w:p>
+    <w:p>
+      <w:pPr>
+        <w:spacing w:before="20" w:after="90" w:line="300" w:lineRule="auto"/>
+        <w:widowControl/>
+      </w:pPr>
+      <w:r>
+        <w:rPr>
+          <w:color w:val="000000"/>
+        </w:rPr>
+        <w:t>1. a ___ table (round/wooden/small)</w:t>
+      </w:r>
+    </w:p>
+    <w:p>
+      <w:pPr>
+        <w:spacing w:before="20" w:after="90" w:line="300" w:lineRule="auto"/>
+        <w:widowControl/>
+      </w:pPr>
+      <w:r>
+        <w:rPr>
+          <w:color w:val="000000"/>
+        </w:rPr>
+        <w:t>2. an ___ building (modern/office/large)</w:t>
+      </w:r>
+    </w:p>
+    <w:p>
+      <w:pPr>
+        <w:spacing w:before="20" w:after="90" w:line="300" w:lineRule="auto"/>
+        <w:widowControl/>
+      </w:pPr>
+      <w:r>
+        <w:rPr>
+          <w:color w:val="000000"/>
+        </w:rPr>
+        <w:t>3. two ___ bags (black/leather/beautiful)</w:t>
+      </w:r>
+    </w:p>
+    <w:p>
+      <w:pPr>
+        <w:spacing w:before="20" w:after="90" w:line="300" w:lineRule="auto"/>
+        <w:widowControl/>
+      </w:pPr>
+      <w:r>
+        <w:rPr>
+          <w:color w:val="000000"/>
+        </w:rPr>
+        <w:t>4. a ___ vase (Chinese/old/valuable)</w:t>
+      </w:r>
+    </w:p>
+    <w:p>
+      <w:pPr>
+        <w:spacing w:before="20" w:after="90" w:line="300" w:lineRule="auto"/>
+        <w:widowControl/>
+      </w:pPr>
+      <w:r>
+        <w:rPr>
+          <w:color w:val="000000"/>
+        </w:rPr>
+        <w:t>5. an ___ course (online/English/intensive)</w:t>
+      </w:r>
+    </w:p>
+    <w:p>
+      <w:pPr>
+        <w:spacing w:before="20" w:after="90" w:line="300" w:lineRule="auto"/>
+        <w:widowControl/>
+      </w:pPr>
+      <w:r>
+        <w:rPr>
+          <w:color w:val="000000"/>
+        </w:rPr>
+        <w:t>6. a ___ jacket (winter/thick/new)</w:t>
+      </w:r>
+    </w:p>
+    <w:p>
+      <w:pPr>
+        <w:spacing w:before="20" w:after="90" w:line="300" w:lineRule="auto"/>
+        <w:widowControl/>
+      </w:pPr>
+      <w:r>
+        <w:rPr>
+          <w:color w:val="000000"/>
+        </w:rPr>
+        <w:t>7. a ___ bridge (stone/ancient/narrow)</w:t>
+      </w:r>
+    </w:p>
+    <w:p>
+      <w:pPr>
+        <w:spacing w:before="20" w:after="90" w:line="300" w:lineRule="auto"/>
+        <w:widowControl/>
+      </w:pPr>
+      <w:r>
+        <w:rPr>
+          <w:color w:val="000000"/>
+        </w:rPr>
+        <w:t>8. a ___ research project (three-year/environmental)</w:t>
+      </w:r>
+    </w:p>
+    <w:p>
+      <w:pPr>
+        <w:spacing w:before="20" w:after="90" w:line="300" w:lineRule="auto"/>
+        <w:widowControl/>
+      </w:pPr>
+      <w:r>
+        <w:rPr>
+          <w:color w:val="000000"/>
+        </w:rPr>
+        <w:t>9. a ___ box (metal/square/blue)</w:t>
+      </w:r>
+    </w:p>
+    <w:p>
+      <w:pPr>
+        <w:spacing w:before="20" w:after="90" w:line="300" w:lineRule="auto"/>
+        <w:widowControl/>
+      </w:pPr>
+      <w:r>
+        <w:rPr>
+          <w:color w:val="000000"/>
+        </w:rPr>
+        <w:t>10. an ___ device (energy-saving/innovative).</w:t>
+      </w:r>
+    </w:p>
+    <w:p>
+      <w:pPr>
+        <w:spacing w:before="240" w:after="60" w:line="300" w:lineRule="auto"/>
+        <w:widowControl/>
+        <w:keepNext/>
+      </w:pPr>
+      <w:r>
+        <w:rPr>
+          <w:color w:val="000000"/>
           <w:b/>
-        </w:rPr>
-        <w:t xml:space="preserve">PHẦN 6. LƯỢNG TỪ NÂNG CAO (10 điểm)</w:t>
-      </w:r>
-    </w:p>
-    <w:p>
-      <w:r>
-        <w:t xml:space="preserve">1. There is ___ information available. A a few B a little C many D several. 2. ___ students completed the survey. A Much B Every C Several D A little. 3. We have ___ time, so hurry. A little B few C many D several. 4. ___ of the advice was useful. A Most B Many C Several D A few. 5. ___ participant received a certificate. A All B Every C Both D Many of. 6. There are ___ cars today than yesterday. A less B fewer C little D few. 7. The device uses ___ energy. A fewer B less C many D several. 8. ___ the students agreed. A Most B Most of C Much of D Every of. 9. ___ solution is perfect. A None B No C None of D Few of. 10. We have ___ options. A plenty of B a great deal of C much D little.</w:t>
-      </w:r>
-    </w:p>
-    <w:p>
-      <w:r>
-        <w:rPr>
+          <w:sz w:val="24"/>
+          <w:szCs w:val="24"/>
+        </w:rPr>
+        <w:t>PHẦN 5. VỊ TRÍ TRẠNG TỪ (10 điểm)</w:t>
+      </w:r>
+    </w:p>
+    <w:p>
+      <w:pPr>
+        <w:spacing w:before="0" w:after="100" w:line="300" w:lineRule="auto"/>
+        <w:widowControl/>
+      </w:pPr>
+      <w:r>
+        <w:rPr>
+          <w:color w:val="000000"/>
+          <w:i/>
+        </w:rPr>
+        <w:t>Viết lại câu với trạng từ ở vị trí phù hợp.</w:t>
+      </w:r>
+    </w:p>
+    <w:p>
+      <w:pPr>
+        <w:spacing w:before="20" w:after="90" w:line="300" w:lineRule="auto"/>
+        <w:widowControl/>
+      </w:pPr>
+      <w:r>
+        <w:rPr>
+          <w:color w:val="000000"/>
+        </w:rPr>
+        <w:t>1. She checks her email. (rarely)</w:t>
+      </w:r>
+    </w:p>
+    <w:p>
+      <w:pPr>
+        <w:spacing w:before="20" w:after="90" w:line="300" w:lineRule="auto"/>
+        <w:widowControl/>
+      </w:pPr>
+      <w:r>
+        <w:rPr>
+          <w:color w:val="000000"/>
+        </w:rPr>
+        <w:t>2. The bus has arrived. (already)</w:t>
+      </w:r>
+    </w:p>
+    <w:p>
+      <w:pPr>
+        <w:spacing w:before="20" w:after="90" w:line="300" w:lineRule="auto"/>
+        <w:widowControl/>
+      </w:pPr>
+      <w:r>
+        <w:rPr>
+          <w:color w:val="000000"/>
+        </w:rPr>
+        <w:t>3. They completed the task. (carefully)</w:t>
+      </w:r>
+    </w:p>
+    <w:p>
+      <w:pPr>
+        <w:spacing w:before="20" w:after="90" w:line="300" w:lineRule="auto"/>
+        <w:widowControl/>
+      </w:pPr>
+      <w:r>
+        <w:rPr>
+          <w:color w:val="000000"/>
+        </w:rPr>
+        <w:t>4. He is late for class. (never)</w:t>
+      </w:r>
+    </w:p>
+    <w:p>
+      <w:pPr>
+        <w:spacing w:before="20" w:after="90" w:line="300" w:lineRule="auto"/>
+        <w:widowControl/>
+      </w:pPr>
+      <w:r>
+        <w:rPr>
+          <w:color w:val="000000"/>
+        </w:rPr>
+        <w:t>5. We will finish the report. (probably)</w:t>
+      </w:r>
+    </w:p>
+    <w:p>
+      <w:pPr>
+        <w:spacing w:before="20" w:after="90" w:line="300" w:lineRule="auto"/>
+        <w:widowControl/>
+      </w:pPr>
+      <w:r>
+        <w:rPr>
+          <w:color w:val="000000"/>
+        </w:rPr>
+        <w:t>6. The system works. (efficiently)</w:t>
+      </w:r>
+    </w:p>
+    <w:p>
+      <w:pPr>
+        <w:spacing w:before="20" w:after="90" w:line="300" w:lineRule="auto"/>
+        <w:widowControl/>
+      </w:pPr>
+      <w:r>
+        <w:rPr>
+          <w:color w:val="000000"/>
+        </w:rPr>
+        <w:t>7. I have visited the centre. (twice)</w:t>
+      </w:r>
+    </w:p>
+    <w:p>
+      <w:pPr>
+        <w:spacing w:before="20" w:after="90" w:line="300" w:lineRule="auto"/>
+        <w:widowControl/>
+      </w:pPr>
+      <w:r>
+        <w:rPr>
+          <w:color w:val="000000"/>
+        </w:rPr>
+        <w:t>8. Students should read the instructions. (always)</w:t>
+      </w:r>
+    </w:p>
+    <w:p>
+      <w:pPr>
+        <w:spacing w:before="20" w:after="90" w:line="300" w:lineRule="auto"/>
+        <w:widowControl/>
+      </w:pPr>
+      <w:r>
+        <w:rPr>
+          <w:color w:val="000000"/>
+        </w:rPr>
+        <w:t>9. The price increased. (significantly)</w:t>
+      </w:r>
+    </w:p>
+    <w:p>
+      <w:pPr>
+        <w:spacing w:before="20" w:after="90" w:line="300" w:lineRule="auto"/>
+        <w:widowControl/>
+      </w:pPr>
+      <w:r>
+        <w:rPr>
+          <w:color w:val="000000"/>
+        </w:rPr>
+        <w:t>10. She can explain the rule. (clearly)</w:t>
+      </w:r>
+    </w:p>
+    <w:p>
+      <w:pPr>
+        <w:spacing w:before="240" w:after="60" w:line="300" w:lineRule="auto"/>
+        <w:widowControl/>
+        <w:keepNext/>
+      </w:pPr>
+      <w:r>
+        <w:rPr>
+          <w:color w:val="000000"/>
           <w:b/>
-        </w:rPr>
-        <w:t xml:space="preserve">PHẦN 7. ANOTHER / OTHER / OTHERS (10 điểm)</w:t>
-      </w:r>
-    </w:p>
-    <w:p>
-      <w:r>
-        <w:t xml:space="preserve">1. May I have ___ cup? 2. Some students walked; ___ took the bus. 3. This pen is broken; use the ___. 4. We need two ___ volunteers. 5. One route is short; the ___ is safer. 6. Do you have any ___ questions? 7. Some methods are cheap; ___ are effective. 8. She stayed for ___ week. 9. There are three chairs; one is blue and the ___ are black. 10. Students should help ___ students when possible.</w:t>
-      </w:r>
-    </w:p>
-    <w:p>
-      <w:r>
-        <w:rPr>
+          <w:sz w:val="24"/>
+          <w:szCs w:val="24"/>
+        </w:rPr>
+        <w:t>PHẦN 6. LƯỢNG TỪ NÂNG CAO (10 điểm)</w:t>
+      </w:r>
+    </w:p>
+    <w:p>
+      <w:pPr>
+        <w:spacing w:before="0" w:after="100" w:line="300" w:lineRule="auto"/>
+        <w:widowControl/>
+      </w:pPr>
+      <w:r>
+        <w:rPr>
+          <w:color w:val="000000"/>
+          <w:i/>
+        </w:rPr>
+        <w:t>Chọn lượng từ phù hợp với danh từ và ngữ cảnh.</w:t>
+      </w:r>
+    </w:p>
+    <w:p>
+      <w:pPr>
+        <w:spacing w:before="20" w:after="90" w:line="300" w:lineRule="auto"/>
+        <w:widowControl/>
+        <w:keepNext/>
+      </w:pPr>
+      <w:r>
+        <w:rPr>
+          <w:color w:val="000000"/>
+        </w:rPr>
+        <w:t>1. There is ___ information available.</w:t>
+      </w:r>
+    </w:p>
+    <w:p>
+      <w:pPr>
+        <w:spacing w:before="0" w:after="35" w:line="300" w:lineRule="auto"/>
+        <w:widowControl/>
+        <w:keepNext/>
+      </w:pPr>
+      <w:r>
+        <w:rPr>
+          <w:color w:val="000000"/>
+        </w:rPr>
+        <w:t>A. a few</w:t>
+      </w:r>
+    </w:p>
+    <w:p>
+      <w:pPr>
+        <w:spacing w:before="0" w:after="35" w:line="300" w:lineRule="auto"/>
+        <w:widowControl/>
+        <w:keepNext/>
+      </w:pPr>
+      <w:r>
+        <w:rPr>
+          <w:color w:val="000000"/>
+        </w:rPr>
+        <w:t>B. a little</w:t>
+      </w:r>
+    </w:p>
+    <w:p>
+      <w:pPr>
+        <w:spacing w:before="0" w:after="35" w:line="300" w:lineRule="auto"/>
+        <w:widowControl/>
+        <w:keepNext/>
+      </w:pPr>
+      <w:r>
+        <w:rPr>
+          <w:color w:val="000000"/>
+        </w:rPr>
+        <w:t>C. many</w:t>
+      </w:r>
+    </w:p>
+    <w:p>
+      <w:pPr>
+        <w:spacing w:before="0" w:after="35" w:line="300" w:lineRule="auto"/>
+        <w:widowControl/>
+      </w:pPr>
+      <w:r>
+        <w:rPr>
+          <w:color w:val="000000"/>
+        </w:rPr>
+        <w:t>D. several.</w:t>
+      </w:r>
+    </w:p>
+    <w:p>
+      <w:pPr>
+        <w:spacing w:before="20" w:after="90" w:line="300" w:lineRule="auto"/>
+        <w:widowControl/>
+        <w:keepNext/>
+      </w:pPr>
+      <w:r>
+        <w:rPr>
+          <w:color w:val="000000"/>
+        </w:rPr>
+        <w:t>2. ___ students completed the survey.</w:t>
+      </w:r>
+    </w:p>
+    <w:p>
+      <w:pPr>
+        <w:spacing w:before="0" w:after="35" w:line="300" w:lineRule="auto"/>
+        <w:widowControl/>
+        <w:keepNext/>
+      </w:pPr>
+      <w:r>
+        <w:rPr>
+          <w:color w:val="000000"/>
+        </w:rPr>
+        <w:t>A. Much</w:t>
+      </w:r>
+    </w:p>
+    <w:p>
+      <w:pPr>
+        <w:spacing w:before="0" w:after="35" w:line="300" w:lineRule="auto"/>
+        <w:widowControl/>
+        <w:keepNext/>
+      </w:pPr>
+      <w:r>
+        <w:rPr>
+          <w:color w:val="000000"/>
+        </w:rPr>
+        <w:t>B. Every</w:t>
+      </w:r>
+    </w:p>
+    <w:p>
+      <w:pPr>
+        <w:spacing w:before="0" w:after="35" w:line="300" w:lineRule="auto"/>
+        <w:widowControl/>
+        <w:keepNext/>
+      </w:pPr>
+      <w:r>
+        <w:rPr>
+          <w:color w:val="000000"/>
+        </w:rPr>
+        <w:t>C. Several</w:t>
+      </w:r>
+    </w:p>
+    <w:p>
+      <w:pPr>
+        <w:spacing w:before="0" w:after="35" w:line="300" w:lineRule="auto"/>
+        <w:widowControl/>
+      </w:pPr>
+      <w:r>
+        <w:rPr>
+          <w:color w:val="000000"/>
+        </w:rPr>
+        <w:t>D. several.</w:t>
+      </w:r>
+    </w:p>
+    <w:p>
+      <w:pPr>
+        <w:spacing w:before="20" w:after="90" w:line="300" w:lineRule="auto"/>
+        <w:widowControl/>
+        <w:keepNext/>
+      </w:pPr>
+      <w:r>
+        <w:rPr>
+          <w:color w:val="000000"/>
+        </w:rPr>
+        <w:t>3. We have ___ time, so hurry.</w:t>
+      </w:r>
+    </w:p>
+    <w:p>
+      <w:pPr>
+        <w:spacing w:before="0" w:after="35" w:line="300" w:lineRule="auto"/>
+        <w:widowControl/>
+        <w:keepNext/>
+      </w:pPr>
+      <w:r>
+        <w:rPr>
+          <w:color w:val="000000"/>
+        </w:rPr>
+        <w:t>A. little</w:t>
+      </w:r>
+    </w:p>
+    <w:p>
+      <w:pPr>
+        <w:spacing w:before="0" w:after="35" w:line="300" w:lineRule="auto"/>
+        <w:widowControl/>
+        <w:keepNext/>
+      </w:pPr>
+      <w:r>
+        <w:rPr>
+          <w:color w:val="000000"/>
+        </w:rPr>
+        <w:t>B. few</w:t>
+      </w:r>
+    </w:p>
+    <w:p>
+      <w:pPr>
+        <w:spacing w:before="0" w:after="35" w:line="300" w:lineRule="auto"/>
+        <w:widowControl/>
+        <w:keepNext/>
+      </w:pPr>
+      <w:r>
+        <w:rPr>
+          <w:color w:val="000000"/>
+        </w:rPr>
+        <w:t>C. many</w:t>
+      </w:r>
+    </w:p>
+    <w:p>
+      <w:pPr>
+        <w:spacing w:before="0" w:after="35" w:line="300" w:lineRule="auto"/>
+        <w:widowControl/>
+      </w:pPr>
+      <w:r>
+        <w:rPr>
+          <w:color w:val="000000"/>
+        </w:rPr>
+        <w:t>D. several.</w:t>
+      </w:r>
+    </w:p>
+    <w:p>
+      <w:pPr>
+        <w:spacing w:before="20" w:after="90" w:line="300" w:lineRule="auto"/>
+        <w:widowControl/>
+        <w:keepNext/>
+      </w:pPr>
+      <w:r>
+        <w:rPr>
+          <w:color w:val="000000"/>
+        </w:rPr>
+        <w:t>4. ___ of the advice was useful.</w:t>
+      </w:r>
+    </w:p>
+    <w:p>
+      <w:pPr>
+        <w:spacing w:before="0" w:after="35" w:line="300" w:lineRule="auto"/>
+        <w:widowControl/>
+        <w:keepNext/>
+      </w:pPr>
+      <w:r>
+        <w:rPr>
+          <w:color w:val="000000"/>
+        </w:rPr>
+        <w:t>A. Most</w:t>
+      </w:r>
+    </w:p>
+    <w:p>
+      <w:pPr>
+        <w:spacing w:before="0" w:after="35" w:line="300" w:lineRule="auto"/>
+        <w:widowControl/>
+        <w:keepNext/>
+      </w:pPr>
+      <w:r>
+        <w:rPr>
+          <w:color w:val="000000"/>
+        </w:rPr>
+        <w:t>B. Many</w:t>
+      </w:r>
+    </w:p>
+    <w:p>
+      <w:pPr>
+        <w:spacing w:before="0" w:after="35" w:line="300" w:lineRule="auto"/>
+        <w:widowControl/>
+        <w:keepNext/>
+      </w:pPr>
+      <w:r>
+        <w:rPr>
+          <w:color w:val="000000"/>
+        </w:rPr>
+        <w:t>C. Several</w:t>
+      </w:r>
+    </w:p>
+    <w:p>
+      <w:pPr>
+        <w:spacing w:before="0" w:after="35" w:line="300" w:lineRule="auto"/>
+        <w:widowControl/>
+      </w:pPr>
+      <w:r>
+        <w:rPr>
+          <w:color w:val="000000"/>
+        </w:rPr>
+        <w:t>D. Many of.</w:t>
+      </w:r>
+    </w:p>
+    <w:p>
+      <w:pPr>
+        <w:spacing w:before="20" w:after="90" w:line="300" w:lineRule="auto"/>
+        <w:widowControl/>
+        <w:keepNext/>
+      </w:pPr>
+      <w:r>
+        <w:rPr>
+          <w:color w:val="000000"/>
+        </w:rPr>
+        <w:t>5. ___ participant received a certificate.</w:t>
+      </w:r>
+    </w:p>
+    <w:p>
+      <w:pPr>
+        <w:spacing w:before="0" w:after="35" w:line="300" w:lineRule="auto"/>
+        <w:widowControl/>
+        <w:keepNext/>
+      </w:pPr>
+      <w:r>
+        <w:rPr>
+          <w:color w:val="000000"/>
+        </w:rPr>
+        <w:t>A. All</w:t>
+      </w:r>
+    </w:p>
+    <w:p>
+      <w:pPr>
+        <w:spacing w:before="0" w:after="35" w:line="300" w:lineRule="auto"/>
+        <w:widowControl/>
+        <w:keepNext/>
+      </w:pPr>
+      <w:r>
+        <w:rPr>
+          <w:color w:val="000000"/>
+        </w:rPr>
+        <w:t>B. Every</w:t>
+      </w:r>
+    </w:p>
+    <w:p>
+      <w:pPr>
+        <w:spacing w:before="0" w:after="35" w:line="300" w:lineRule="auto"/>
+        <w:widowControl/>
+        <w:keepNext/>
+      </w:pPr>
+      <w:r>
+        <w:rPr>
+          <w:color w:val="000000"/>
+        </w:rPr>
+        <w:t>C. Both</w:t>
+      </w:r>
+    </w:p>
+    <w:p>
+      <w:pPr>
+        <w:spacing w:before="0" w:after="35" w:line="300" w:lineRule="auto"/>
+        <w:widowControl/>
+      </w:pPr>
+      <w:r>
+        <w:rPr>
+          <w:color w:val="000000"/>
+        </w:rPr>
+        <w:t>D. Many of.</w:t>
+      </w:r>
+    </w:p>
+    <w:p>
+      <w:pPr>
+        <w:spacing w:before="20" w:after="90" w:line="300" w:lineRule="auto"/>
+        <w:widowControl/>
+        <w:keepNext/>
+      </w:pPr>
+      <w:r>
+        <w:rPr>
+          <w:color w:val="000000"/>
+        </w:rPr>
+        <w:t>6. There are ___ cars today than yesterday.</w:t>
+      </w:r>
+    </w:p>
+    <w:p>
+      <w:pPr>
+        <w:spacing w:before="0" w:after="35" w:line="300" w:lineRule="auto"/>
+        <w:widowControl/>
+        <w:keepNext/>
+      </w:pPr>
+      <w:r>
+        <w:rPr>
+          <w:color w:val="000000"/>
+        </w:rPr>
+        <w:t>A. less</w:t>
+      </w:r>
+    </w:p>
+    <w:p>
+      <w:pPr>
+        <w:spacing w:before="0" w:after="35" w:line="300" w:lineRule="auto"/>
+        <w:widowControl/>
+        <w:keepNext/>
+      </w:pPr>
+      <w:r>
+        <w:rPr>
+          <w:color w:val="000000"/>
+        </w:rPr>
+        <w:t>B. fewer</w:t>
+      </w:r>
+    </w:p>
+    <w:p>
+      <w:pPr>
+        <w:spacing w:before="0" w:after="35" w:line="300" w:lineRule="auto"/>
+        <w:widowControl/>
+        <w:keepNext/>
+      </w:pPr>
+      <w:r>
+        <w:rPr>
+          <w:color w:val="000000"/>
+        </w:rPr>
+        <w:t>C. little</w:t>
+      </w:r>
+    </w:p>
+    <w:p>
+      <w:pPr>
+        <w:spacing w:before="0" w:after="35" w:line="300" w:lineRule="auto"/>
+        <w:widowControl/>
+      </w:pPr>
+      <w:r>
+        <w:rPr>
+          <w:color w:val="000000"/>
+        </w:rPr>
+        <w:t>D. few.</w:t>
+      </w:r>
+    </w:p>
+    <w:p>
+      <w:pPr>
+        <w:spacing w:before="20" w:after="90" w:line="300" w:lineRule="auto"/>
+        <w:widowControl/>
+        <w:keepNext/>
+      </w:pPr>
+      <w:r>
+        <w:rPr>
+          <w:color w:val="000000"/>
+        </w:rPr>
+        <w:t>7. The device uses ___ energy.</w:t>
+      </w:r>
+    </w:p>
+    <w:p>
+      <w:pPr>
+        <w:spacing w:before="0" w:after="35" w:line="300" w:lineRule="auto"/>
+        <w:widowControl/>
+        <w:keepNext/>
+      </w:pPr>
+      <w:r>
+        <w:rPr>
+          <w:color w:val="000000"/>
+        </w:rPr>
+        <w:t>A. fewer</w:t>
+      </w:r>
+    </w:p>
+    <w:p>
+      <w:pPr>
+        <w:spacing w:before="0" w:after="35" w:line="300" w:lineRule="auto"/>
+        <w:widowControl/>
+        <w:keepNext/>
+      </w:pPr>
+      <w:r>
+        <w:rPr>
+          <w:color w:val="000000"/>
+        </w:rPr>
+        <w:t>B. less</w:t>
+      </w:r>
+    </w:p>
+    <w:p>
+      <w:pPr>
+        <w:spacing w:before="0" w:after="35" w:line="300" w:lineRule="auto"/>
+        <w:widowControl/>
+        <w:keepNext/>
+      </w:pPr>
+      <w:r>
+        <w:rPr>
+          <w:color w:val="000000"/>
+        </w:rPr>
+        <w:t>C. many</w:t>
+      </w:r>
+    </w:p>
+    <w:p>
+      <w:pPr>
+        <w:spacing w:before="0" w:after="35" w:line="300" w:lineRule="auto"/>
+        <w:widowControl/>
+      </w:pPr>
+      <w:r>
+        <w:rPr>
+          <w:color w:val="000000"/>
+        </w:rPr>
+        <w:t>D. several.</w:t>
+      </w:r>
+    </w:p>
+    <w:p>
+      <w:pPr>
+        <w:spacing w:before="20" w:after="90" w:line="300" w:lineRule="auto"/>
+        <w:widowControl/>
+        <w:keepNext/>
+      </w:pPr>
+      <w:r>
+        <w:rPr>
+          <w:color w:val="000000"/>
+        </w:rPr>
+        <w:t>8. ___ the students agreed.</w:t>
+      </w:r>
+    </w:p>
+    <w:p>
+      <w:pPr>
+        <w:spacing w:before="0" w:after="35" w:line="300" w:lineRule="auto"/>
+        <w:widowControl/>
+        <w:keepNext/>
+      </w:pPr>
+      <w:r>
+        <w:rPr>
+          <w:color w:val="000000"/>
+        </w:rPr>
+        <w:t>A. Most</w:t>
+      </w:r>
+    </w:p>
+    <w:p>
+      <w:pPr>
+        <w:spacing w:before="0" w:after="35" w:line="300" w:lineRule="auto"/>
+        <w:widowControl/>
+        <w:keepNext/>
+      </w:pPr>
+      <w:r>
+        <w:rPr>
+          <w:color w:val="000000"/>
+        </w:rPr>
+        <w:t>B. Most of</w:t>
+      </w:r>
+    </w:p>
+    <w:p>
+      <w:pPr>
+        <w:spacing w:before="0" w:after="35" w:line="300" w:lineRule="auto"/>
+        <w:widowControl/>
+        <w:keepNext/>
+      </w:pPr>
+      <w:r>
+        <w:rPr>
+          <w:color w:val="000000"/>
+        </w:rPr>
+        <w:t>C. Much of</w:t>
+      </w:r>
+    </w:p>
+    <w:p>
+      <w:pPr>
+        <w:spacing w:before="0" w:after="35" w:line="300" w:lineRule="auto"/>
+        <w:widowControl/>
+      </w:pPr>
+      <w:r>
+        <w:rPr>
+          <w:color w:val="000000"/>
+        </w:rPr>
+        <w:t>D. Every of.</w:t>
+      </w:r>
+    </w:p>
+    <w:p>
+      <w:pPr>
+        <w:spacing w:before="20" w:after="90" w:line="300" w:lineRule="auto"/>
+        <w:widowControl/>
+        <w:keepNext/>
+      </w:pPr>
+      <w:r>
+        <w:rPr>
+          <w:color w:val="000000"/>
+        </w:rPr>
+        <w:t>9. ___ solution is perfect.</w:t>
+      </w:r>
+    </w:p>
+    <w:p>
+      <w:pPr>
+        <w:spacing w:before="0" w:after="35" w:line="300" w:lineRule="auto"/>
+        <w:widowControl/>
+        <w:keepNext/>
+      </w:pPr>
+      <w:r>
+        <w:rPr>
+          <w:color w:val="000000"/>
+        </w:rPr>
+        <w:t>A. None</w:t>
+      </w:r>
+    </w:p>
+    <w:p>
+      <w:pPr>
+        <w:spacing w:before="0" w:after="35" w:line="300" w:lineRule="auto"/>
+        <w:widowControl/>
+        <w:keepNext/>
+      </w:pPr>
+      <w:r>
+        <w:rPr>
+          <w:color w:val="000000"/>
+        </w:rPr>
+        <w:t>B. No</w:t>
+      </w:r>
+    </w:p>
+    <w:p>
+      <w:pPr>
+        <w:spacing w:before="0" w:after="35" w:line="300" w:lineRule="auto"/>
+        <w:widowControl/>
+        <w:keepNext/>
+      </w:pPr>
+      <w:r>
+        <w:rPr>
+          <w:color w:val="000000"/>
+        </w:rPr>
+        <w:t>C. None of</w:t>
+      </w:r>
+    </w:p>
+    <w:p>
+      <w:pPr>
+        <w:spacing w:before="0" w:after="35" w:line="300" w:lineRule="auto"/>
+        <w:widowControl/>
+      </w:pPr>
+      <w:r>
+        <w:rPr>
+          <w:color w:val="000000"/>
+        </w:rPr>
+        <w:t>D. Few of.</w:t>
+      </w:r>
+    </w:p>
+    <w:p>
+      <w:pPr>
+        <w:spacing w:before="20" w:after="90" w:line="300" w:lineRule="auto"/>
+        <w:widowControl/>
+        <w:keepNext/>
+      </w:pPr>
+      <w:r>
+        <w:rPr>
+          <w:color w:val="000000"/>
+        </w:rPr>
+        <w:t>10. We have ___ options.</w:t>
+      </w:r>
+    </w:p>
+    <w:p>
+      <w:pPr>
+        <w:spacing w:before="0" w:after="35" w:line="300" w:lineRule="auto"/>
+        <w:widowControl/>
+        <w:keepNext/>
+      </w:pPr>
+      <w:r>
+        <w:rPr>
+          <w:color w:val="000000"/>
+        </w:rPr>
+        <w:t>A. plenty of</w:t>
+      </w:r>
+    </w:p>
+    <w:p>
+      <w:pPr>
+        <w:spacing w:before="0" w:after="35" w:line="300" w:lineRule="auto"/>
+        <w:widowControl/>
+        <w:keepNext/>
+      </w:pPr>
+      <w:r>
+        <w:rPr>
+          <w:color w:val="000000"/>
+        </w:rPr>
+        <w:t>B. a great deal of</w:t>
+      </w:r>
+    </w:p>
+    <w:p>
+      <w:pPr>
+        <w:spacing w:before="0" w:after="35" w:line="300" w:lineRule="auto"/>
+        <w:widowControl/>
+        <w:keepNext/>
+      </w:pPr>
+      <w:r>
+        <w:rPr>
+          <w:color w:val="000000"/>
+        </w:rPr>
+        <w:t>C. much</w:t>
+      </w:r>
+    </w:p>
+    <w:p>
+      <w:pPr>
+        <w:spacing w:before="0" w:after="35" w:line="300" w:lineRule="auto"/>
+        <w:widowControl/>
+      </w:pPr>
+      <w:r>
+        <w:rPr>
+          <w:color w:val="000000"/>
+        </w:rPr>
+        <w:t>D. little.</w:t>
+      </w:r>
+    </w:p>
+    <w:p>
+      <w:pPr>
+        <w:spacing w:before="240" w:after="60" w:line="300" w:lineRule="auto"/>
+        <w:widowControl/>
+        <w:keepNext/>
+      </w:pPr>
+      <w:r>
+        <w:rPr>
+          <w:color w:val="000000"/>
           <w:b/>
-        </w:rPr>
-        <w:t xml:space="preserve">PHẦN 8. SỬA LỖI (10 điểm)</w:t>
-      </w:r>
-    </w:p>
-    <w:p>
-      <w:r>
-        <w:t xml:space="preserve">1. Every students are ready. 2. She speaks English fluent. 3. We bought a red beautiful bag. 4. There are less buses today. 5. Neither answer are correct. 6. He gave me many useful advices. 7. The number of visitors have increased. 8. I need an other form. 9. They completed successful the project. 10. Each of the machines need repair.</w:t>
-      </w:r>
-    </w:p>
-    <w:p>
-      <w:r>
-        <w:rPr>
+          <w:sz w:val="24"/>
+          <w:szCs w:val="24"/>
+        </w:rPr>
+        <w:t>PHẦN 7. ANOTHER / OTHER / OTHERS (10 điểm)</w:t>
+      </w:r>
+    </w:p>
+    <w:p>
+      <w:pPr>
+        <w:spacing w:before="0" w:after="100" w:line="300" w:lineRule="auto"/>
+        <w:widowControl/>
+      </w:pPr>
+      <w:r>
+        <w:rPr>
+          <w:color w:val="000000"/>
+          <w:i/>
+        </w:rPr>
+        <w:t>Điền another, other hoặc others vào chỗ trống.</w:t>
+      </w:r>
+    </w:p>
+    <w:p>
+      <w:pPr>
+        <w:spacing w:before="20" w:after="90" w:line="300" w:lineRule="auto"/>
+        <w:widowControl/>
+      </w:pPr>
+      <w:r>
+        <w:rPr>
+          <w:color w:val="000000"/>
+        </w:rPr>
+        <w:t>1. May I have ___ cup?</w:t>
+      </w:r>
+    </w:p>
+    <w:p>
+      <w:pPr>
+        <w:spacing w:before="20" w:after="90" w:line="300" w:lineRule="auto"/>
+        <w:widowControl/>
+      </w:pPr>
+      <w:r>
+        <w:rPr>
+          <w:color w:val="000000"/>
+        </w:rPr>
+        <w:t>2. Some students walked; ___ took the bus.</w:t>
+      </w:r>
+    </w:p>
+    <w:p>
+      <w:pPr>
+        <w:spacing w:before="20" w:after="90" w:line="300" w:lineRule="auto"/>
+        <w:widowControl/>
+      </w:pPr>
+      <w:r>
+        <w:rPr>
+          <w:color w:val="000000"/>
+        </w:rPr>
+        <w:t>3. This pen is broken; use the ___.</w:t>
+      </w:r>
+    </w:p>
+    <w:p>
+      <w:pPr>
+        <w:spacing w:before="20" w:after="90" w:line="300" w:lineRule="auto"/>
+        <w:widowControl/>
+      </w:pPr>
+      <w:r>
+        <w:rPr>
+          <w:color w:val="000000"/>
+        </w:rPr>
+        <w:t>4. We need two ___ volunteers.</w:t>
+      </w:r>
+    </w:p>
+    <w:p>
+      <w:pPr>
+        <w:spacing w:before="20" w:after="90" w:line="300" w:lineRule="auto"/>
+        <w:widowControl/>
+      </w:pPr>
+      <w:r>
+        <w:rPr>
+          <w:color w:val="000000"/>
+        </w:rPr>
+        <w:t>5. One route is short; the ___ is safer.</w:t>
+      </w:r>
+    </w:p>
+    <w:p>
+      <w:pPr>
+        <w:spacing w:before="20" w:after="90" w:line="300" w:lineRule="auto"/>
+        <w:widowControl/>
+      </w:pPr>
+      <w:r>
+        <w:rPr>
+          <w:color w:val="000000"/>
+        </w:rPr>
+        <w:t>6. Do you have any ___ questions?</w:t>
+      </w:r>
+    </w:p>
+    <w:p>
+      <w:pPr>
+        <w:spacing w:before="20" w:after="90" w:line="300" w:lineRule="auto"/>
+        <w:widowControl/>
+      </w:pPr>
+      <w:r>
+        <w:rPr>
+          <w:color w:val="000000"/>
+        </w:rPr>
+        <w:t>7. Some methods are cheap; ___ are effective.</w:t>
+      </w:r>
+    </w:p>
+    <w:p>
+      <w:pPr>
+        <w:spacing w:before="20" w:after="90" w:line="300" w:lineRule="auto"/>
+        <w:widowControl/>
+      </w:pPr>
+      <w:r>
+        <w:rPr>
+          <w:color w:val="000000"/>
+        </w:rPr>
+        <w:t>8. She stayed for ___ week.</w:t>
+      </w:r>
+    </w:p>
+    <w:p>
+      <w:pPr>
+        <w:spacing w:before="20" w:after="90" w:line="300" w:lineRule="auto"/>
+        <w:widowControl/>
+      </w:pPr>
+      <w:r>
+        <w:rPr>
+          <w:color w:val="000000"/>
+        </w:rPr>
+        <w:t>9. There are three chairs; one is blue and the ___ are black.</w:t>
+      </w:r>
+    </w:p>
+    <w:p>
+      <w:pPr>
+        <w:spacing w:before="20" w:after="90" w:line="300" w:lineRule="auto"/>
+        <w:widowControl/>
+      </w:pPr>
+      <w:r>
+        <w:rPr>
+          <w:color w:val="000000"/>
+        </w:rPr>
+        <w:t>10. Students should help ___ students when possible.</w:t>
+      </w:r>
+    </w:p>
+    <w:p>
+      <w:pPr>
+        <w:spacing w:before="240" w:after="60" w:line="300" w:lineRule="auto"/>
+        <w:widowControl/>
+        <w:keepNext/>
+      </w:pPr>
+      <w:r>
+        <w:rPr>
+          <w:color w:val="000000"/>
           <w:b/>
-        </w:rPr>
-        <w:t xml:space="preserve">PHẦN 9. ĐỌC HIỂU (10 điểm)</w:t>
-      </w:r>
-    </w:p>
-    <w:p>
-      <w:r>
-        <w:t xml:space="preserve">The school created a small study-support centre in an unused classroom. Each learner may book one forty-minute session per day. A number of senior students volunteer as tutors, while a teacher supervises the centre. The service provides advice and practice materials, but tutors do not complete homework for learners. Most of the equipment was donated by local businesses. During the first term, the number of bookings increased steadily, so the school added another afternoon session.</w:t>
-      </w:r>
-    </w:p>
-    <w:p>
-      <w:r>
-        <w:t xml:space="preserve">1. Where is the centre? 2. How long is one session? 3. Who supervises it? 4. What do tutors not do? 5. Why was another session added?</w:t>
-      </w:r>
-    </w:p>
-    <w:p>
-      <w:r>
-        <w:rPr>
+          <w:sz w:val="24"/>
+          <w:szCs w:val="24"/>
+        </w:rPr>
+        <w:t>PHẦN 8. SỬA LỖI (10 điểm)</w:t>
+      </w:r>
+    </w:p>
+    <w:p>
+      <w:pPr>
+        <w:spacing w:before="0" w:after="100" w:line="300" w:lineRule="auto"/>
+        <w:widowControl/>
+      </w:pPr>
+      <w:r>
+        <w:rPr>
+          <w:color w:val="000000"/>
+          <w:i/>
+        </w:rPr>
+        <w:t>Sửa lỗi sai trong mỗi câu.</w:t>
+      </w:r>
+    </w:p>
+    <w:p>
+      <w:pPr>
+        <w:spacing w:before="20" w:after="90" w:line="300" w:lineRule="auto"/>
+        <w:widowControl/>
+      </w:pPr>
+      <w:r>
+        <w:rPr>
+          <w:color w:val="000000"/>
+        </w:rPr>
+        <w:t>1. Every students are ready.</w:t>
+      </w:r>
+    </w:p>
+    <w:p>
+      <w:pPr>
+        <w:spacing w:before="20" w:after="90" w:line="300" w:lineRule="auto"/>
+        <w:widowControl/>
+      </w:pPr>
+      <w:r>
+        <w:rPr>
+          <w:color w:val="000000"/>
+        </w:rPr>
+        <w:t>2. She speaks English fluent.</w:t>
+      </w:r>
+    </w:p>
+    <w:p>
+      <w:pPr>
+        <w:spacing w:before="20" w:after="90" w:line="300" w:lineRule="auto"/>
+        <w:widowControl/>
+      </w:pPr>
+      <w:r>
+        <w:rPr>
+          <w:color w:val="000000"/>
+        </w:rPr>
+        <w:t>3. We bought a red beautiful bag.</w:t>
+      </w:r>
+    </w:p>
+    <w:p>
+      <w:pPr>
+        <w:spacing w:before="20" w:after="90" w:line="300" w:lineRule="auto"/>
+        <w:widowControl/>
+      </w:pPr>
+      <w:r>
+        <w:rPr>
+          <w:color w:val="000000"/>
+        </w:rPr>
+        <w:t>4. There are less buses today.</w:t>
+      </w:r>
+    </w:p>
+    <w:p>
+      <w:pPr>
+        <w:spacing w:before="20" w:after="90" w:line="300" w:lineRule="auto"/>
+        <w:widowControl/>
+      </w:pPr>
+      <w:r>
+        <w:rPr>
+          <w:color w:val="000000"/>
+        </w:rPr>
+        <w:t>5. Neither answer are correct.</w:t>
+      </w:r>
+    </w:p>
+    <w:p>
+      <w:pPr>
+        <w:spacing w:before="20" w:after="90" w:line="300" w:lineRule="auto"/>
+        <w:widowControl/>
+      </w:pPr>
+      <w:r>
+        <w:rPr>
+          <w:color w:val="000000"/>
+        </w:rPr>
+        <w:t>6. He gave me many useful advices.</w:t>
+      </w:r>
+    </w:p>
+    <w:p>
+      <w:pPr>
+        <w:spacing w:before="20" w:after="90" w:line="300" w:lineRule="auto"/>
+        <w:widowControl/>
+      </w:pPr>
+      <w:r>
+        <w:rPr>
+          <w:color w:val="000000"/>
+        </w:rPr>
+        <w:t>7. The number of visitors have increased.</w:t>
+      </w:r>
+    </w:p>
+    <w:p>
+      <w:pPr>
+        <w:spacing w:before="20" w:after="90" w:line="300" w:lineRule="auto"/>
+        <w:widowControl/>
+      </w:pPr>
+      <w:r>
+        <w:rPr>
+          <w:color w:val="000000"/>
+        </w:rPr>
+        <w:t>8. I need an other form.</w:t>
+      </w:r>
+    </w:p>
+    <w:p>
+      <w:pPr>
+        <w:spacing w:before="20" w:after="90" w:line="300" w:lineRule="auto"/>
+        <w:widowControl/>
+      </w:pPr>
+      <w:r>
+        <w:rPr>
+          <w:color w:val="000000"/>
+        </w:rPr>
+        <w:t>9. They completed successful the project.</w:t>
+      </w:r>
+    </w:p>
+    <w:p>
+      <w:pPr>
+        <w:spacing w:before="20" w:after="90" w:line="300" w:lineRule="auto"/>
+        <w:widowControl/>
+      </w:pPr>
+      <w:r>
+        <w:rPr>
+          <w:color w:val="000000"/>
+        </w:rPr>
+        <w:t>10. Each of the machines need repair.</w:t>
+      </w:r>
+    </w:p>
+    <w:p>
+      <w:pPr>
+        <w:spacing w:before="240" w:after="60" w:line="300" w:lineRule="auto"/>
+        <w:widowControl/>
+        <w:keepNext/>
+      </w:pPr>
+      <w:r>
+        <w:rPr>
+          <w:color w:val="000000"/>
           <w:b/>
-        </w:rPr>
-        <w:t xml:space="preserve">PHẦN 10. VIẾT (10 điểm)</w:t>
-      </w:r>
-    </w:p>
-    <w:p>
-      <w:r>
-        <w:t xml:space="preserve">Viết 110–130 từ về một hoạt động học tập hữu ích. Dùng ít nhất hai dạng word formation, một chủ ngữ phức, một cụm danh từ có nhiều tính từ và ba lượng từ/determiner khác nhau.</w:t>
-      </w:r>
-    </w:p>
-    <w:p>
-      <w:r>
-        <w:rPr>
+          <w:sz w:val="24"/>
+          <w:szCs w:val="24"/>
+        </w:rPr>
+        <w:t>PHẦN 9. ĐỌC HIỂU (10 điểm)</w:t>
+      </w:r>
+    </w:p>
+    <w:p>
+      <w:pPr>
+        <w:spacing w:before="0" w:after="100" w:line="300" w:lineRule="auto"/>
+        <w:widowControl/>
+      </w:pPr>
+      <w:r>
+        <w:rPr>
+          <w:color w:val="000000"/>
+          <w:i/>
+        </w:rPr>
+        <w:t>Đọc đoạn văn, sau đó trả lời ngắn gọn 5 câu hỏi.</w:t>
+      </w:r>
+    </w:p>
+    <w:p>
+      <w:pPr>
+        <w:spacing w:before="20" w:after="110" w:line="320" w:lineRule="auto"/>
+        <w:widowControl/>
+      </w:pPr>
+      <w:r>
+        <w:rPr>
+          <w:color w:val="000000"/>
+        </w:rPr>
+        <w:t>The school created a small study-support centre in an unused classroom. Each learner may book one forty-minute session per day.</w:t>
+      </w:r>
+    </w:p>
+    <w:p>
+      <w:pPr>
+        <w:spacing w:before="20" w:after="110" w:line="320" w:lineRule="auto"/>
+        <w:widowControl/>
+      </w:pPr>
+      <w:r>
+        <w:rPr>
+          <w:color w:val="000000"/>
+        </w:rPr>
+        <w:t>A number of senior students volunteer as tutors, while a teacher supervises the centre. The service provides advice and practice materials, but tutors do not complete homework for learners.</w:t>
+      </w:r>
+    </w:p>
+    <w:p>
+      <w:pPr>
+        <w:spacing w:before="20" w:after="110" w:line="320" w:lineRule="auto"/>
+        <w:widowControl/>
+      </w:pPr>
+      <w:r>
+        <w:rPr>
+          <w:color w:val="000000"/>
+        </w:rPr>
+        <w:t>Most of the equipment was donated by local businesses. During the first term, the number of bookings increased steadily, so the school added another afternoon session.</w:t>
+      </w:r>
+    </w:p>
+    <w:p>
+      <w:pPr>
+        <w:spacing w:before="20" w:after="90" w:line="300" w:lineRule="auto"/>
+        <w:widowControl/>
+      </w:pPr>
+      <w:r>
+        <w:rPr>
+          <w:color w:val="000000"/>
+        </w:rPr>
+        <w:t>1. Where is the centre?</w:t>
+      </w:r>
+    </w:p>
+    <w:p>
+      <w:pPr>
+        <w:spacing w:before="20" w:after="90" w:line="300" w:lineRule="auto"/>
+        <w:widowControl/>
+      </w:pPr>
+      <w:r>
+        <w:rPr>
+          <w:color w:val="000000"/>
+        </w:rPr>
+        <w:t>2. How long is one session?</w:t>
+      </w:r>
+    </w:p>
+    <w:p>
+      <w:pPr>
+        <w:spacing w:before="20" w:after="90" w:line="300" w:lineRule="auto"/>
+        <w:widowControl/>
+      </w:pPr>
+      <w:r>
+        <w:rPr>
+          <w:color w:val="000000"/>
+        </w:rPr>
+        <w:t>3. Who supervises it?</w:t>
+      </w:r>
+    </w:p>
+    <w:p>
+      <w:pPr>
+        <w:spacing w:before="20" w:after="90" w:line="300" w:lineRule="auto"/>
+        <w:widowControl/>
+      </w:pPr>
+      <w:r>
+        <w:rPr>
+          <w:color w:val="000000"/>
+        </w:rPr>
+        <w:t>4. What do tutors not do?</w:t>
+      </w:r>
+    </w:p>
+    <w:p>
+      <w:pPr>
+        <w:spacing w:before="20" w:after="90" w:line="300" w:lineRule="auto"/>
+        <w:widowControl/>
+      </w:pPr>
+      <w:r>
+        <w:rPr>
+          <w:color w:val="000000"/>
+        </w:rPr>
+        <w:t>5. Why was another session added?</w:t>
+      </w:r>
+    </w:p>
+    <w:p>
+      <w:pPr>
+        <w:spacing w:before="240" w:after="60" w:line="300" w:lineRule="auto"/>
+        <w:widowControl/>
+        <w:keepNext/>
+      </w:pPr>
+      <w:r>
+        <w:rPr>
+          <w:color w:val="000000"/>
           <w:b/>
-        </w:rPr>
-        <w:t xml:space="preserve">ĐÁP ÁN – ĐỀ 1</w:t>
-      </w:r>
-    </w:p>
-    <w:p>
-      <w:r>
-        <w:t xml:space="preserve">PHẦN 1: 1 Adj; 2 Adv; 3 N; 4 V; 5 N; 6 Adv; 7 Adj; 8 Adv; 9 N; 10 V.</w:t>
-      </w:r>
-    </w:p>
-    <w:p>
-      <w:r>
-        <w:t xml:space="preserve">PHẦN 2: 1 independence; 2 carefully; 3 environmental; 4 informative; 5 awareness; 6 effective; 7 simplify; 8 systematically; 9 inaccurate; 10 contribution.</w:t>
-      </w:r>
-    </w:p>
-    <w:p>
-      <w:r>
-        <w:t xml:space="preserve">PHẦN 3: 1B 2B 3C 4B 5A 6C 7B 8C 9B 10B.</w:t>
-      </w:r>
-    </w:p>
-    <w:p>
-      <w:r>
-        <w:t xml:space="preserve">PHẦN 4: 1 small round wooden; 2 large modern office; 3 beautiful black leather; 4 valuable old Chinese; 5 intensive online English; 6 thick new winter; 7 narrow ancient stone; 8 three-year environmental research; 9 square blue metal; 10 innovative energy-saving.</w:t>
-      </w:r>
-    </w:p>
-    <w:p>
-      <w:r>
-        <w:t xml:space="preserve">PHẦN 5: 1 rarely checks; 2 has already arrived; 3 completed the task carefully; 4 is never late; 5 will probably finish; 6 works efficiently; 7 have visited twice; 8 should always read; 9 increased significantly; 10 can explain clearly.</w:t>
-      </w:r>
-    </w:p>
-    <w:p>
-      <w:r>
-        <w:t xml:space="preserve">PHẦN 6: 1B 2C 3A 4A 5B 6B 7B 8B 9B 10A.</w:t>
-      </w:r>
-    </w:p>
-    <w:p>
-      <w:r>
-        <w:t xml:space="preserve">PHẦN 7: 1 another; 2 others; 3 other one; 4 other; 5 other; 6 other; 7 others; 8 another; 9 others; 10 other.</w:t>
-      </w:r>
-    </w:p>
-    <w:p>
-      <w:r>
-        <w:t xml:space="preserve">PHẦN 8: 1 Every student is; 2 fluently; 3 beautiful red; 4 fewer; 5 is; 6 much useful advice; 7 has; 8 another; 9 successfully completed; 10 needs.</w:t>
-      </w:r>
-    </w:p>
-    <w:p>
-      <w:r>
-        <w:t xml:space="preserve">PHẦN 9: 1 unused classroom; 2 forty minutes; 3 a teacher; 4 complete homework; 5 bookings increased steadily.</w:t>
-      </w:r>
-    </w:p>
-    <w:p>
-      <w:r>
-        <w:rPr>
+          <w:sz w:val="24"/>
+          <w:szCs w:val="24"/>
+        </w:rPr>
+        <w:t>PHẦN 10. VIẾT (10 điểm)</w:t>
+      </w:r>
+    </w:p>
+    <w:p>
+      <w:pPr>
+        <w:spacing w:before="0" w:after="100" w:line="300" w:lineRule="auto"/>
+        <w:widowControl/>
+      </w:pPr>
+      <w:r>
+        <w:rPr>
+          <w:color w:val="000000"/>
+          <w:i/>
+        </w:rPr>
+        <w:t>Viết theo yêu cầu; chú ý độ dài và sử dụng đúng các cấu trúc đã học.</w:t>
+      </w:r>
+    </w:p>
+    <w:p>
+      <w:pPr>
+        <w:spacing w:before="20" w:after="150" w:line="320" w:lineRule="auto"/>
+        <w:widowControl/>
+      </w:pPr>
+      <w:r>
+        <w:rPr>
+          <w:color w:val="000000"/>
+        </w:rPr>
+        <w:t>Viết 110–130 từ về một hoạt động học tập hữu ích. Dùng ít nhất hai dạng word formation, một chủ ngữ phức, một cụm danh từ có nhiều tính từ và ba lượng từ/determiner khác nhau.</w:t>
+      </w:r>
+    </w:p>
+    <w:p>
+      <w:pPr>
+        <w:spacing w:before="0" w:after="230" w:line="320" w:lineRule="auto"/>
+        <w:widowControl/>
+        <w:jc w:val="center"/>
+      </w:pPr>
+      <w:r>
+        <w:rPr>
+          <w:color w:val="000000"/>
+        </w:rPr>
+        <w:br w:type="page"/>
+      </w:r>
+      <w:r>
+        <w:rPr>
+          <w:color w:val="000000"/>
           <w:b/>
-        </w:rPr>
-        <w:t xml:space="preserve">BÀI VIẾT MẪU (116 từ): Our school runs an effective peer-learning programme every Wednesday afternoon. A group of experienced senior students helps younger learners with difficult subjects. Each participant chooses one specific goal before attending, so the sessions remain focused and productive. Last week, I joined a small, well-equipped science workshop in the library. Neither the tutor nor the learners were passive; everyone asked questions and shared practical ideas. We completed several challenging activities, and most of the explanations were extremely clear. I also received a little useful advice about organising my notes. The programme has significantly improved my confidence and independence. I believe another weekly session would allow many other students to benefit from this valuable learning opportunity.</w:t>
-      </w:r>
-    </w:p>
-    <w:p>
-      <w:r>
-        <w:rPr>
+          <w:sz w:val="28"/>
+          <w:szCs w:val="28"/>
+        </w:rPr>
+        <w:t>ĐÁP ÁN</w:t>
+      </w:r>
+    </w:p>
+    <w:p>
+      <w:pPr>
+        <w:spacing w:before="220" w:after="60" w:line="300" w:lineRule="auto"/>
+        <w:widowControl/>
+        <w:keepNext/>
+      </w:pPr>
+      <w:r>
+        <w:rPr>
+          <w:color w:val="000000"/>
           <w:b/>
-        </w:rPr>
-        <w:t xml:space="preserve">GỢI Ý CHẤM: nội dung 4; yêu cầu ngôn ngữ 2; từ vựng 2; ngữ pháp/chính tả 2.</w:t>
-      </w:r>
-    </w:p>
+          <w:sz w:val="24"/>
+          <w:szCs w:val="24"/>
+        </w:rPr>
+        <w:t>PHẦN 1</w:t>
+      </w:r>
+    </w:p>
+    <w:p>
+      <w:pPr>
+        <w:spacing w:before="0" w:after="90" w:line="300" w:lineRule="auto"/>
+        <w:widowControl/>
+      </w:pPr>
+      <w:r>
+        <w:rPr>
+          <w:color w:val="000000"/>
+        </w:rPr>
+        <w:t>Câu 1: Adj</w:t>
+      </w:r>
+    </w:p>
+    <w:p>
+      <w:pPr>
+        <w:spacing w:before="0" w:after="90" w:line="300" w:lineRule="auto"/>
+        <w:widowControl/>
+      </w:pPr>
+      <w:r>
+        <w:rPr>
+          <w:color w:val="000000"/>
+        </w:rPr>
+        <w:t>Câu 2: Adv</w:t>
+      </w:r>
+    </w:p>
+    <w:p>
+      <w:pPr>
+        <w:spacing w:before="0" w:after="90" w:line="300" w:lineRule="auto"/>
+        <w:widowControl/>
+      </w:pPr>
+      <w:r>
+        <w:rPr>
+          <w:color w:val="000000"/>
+        </w:rPr>
+        <w:t>Câu 3: N</w:t>
+      </w:r>
+    </w:p>
+    <w:p>
+      <w:pPr>
+        <w:spacing w:before="0" w:after="90" w:line="300" w:lineRule="auto"/>
+        <w:widowControl/>
+      </w:pPr>
+      <w:r>
+        <w:rPr>
+          <w:color w:val="000000"/>
+        </w:rPr>
+        <w:t>Câu 4: V</w:t>
+      </w:r>
+    </w:p>
+    <w:p>
+      <w:pPr>
+        <w:spacing w:before="0" w:after="90" w:line="300" w:lineRule="auto"/>
+        <w:widowControl/>
+      </w:pPr>
+      <w:r>
+        <w:rPr>
+          <w:color w:val="000000"/>
+        </w:rPr>
+        <w:t>Câu 5: N</w:t>
+      </w:r>
+    </w:p>
+    <w:p>
+      <w:pPr>
+        <w:spacing w:before="0" w:after="90" w:line="300" w:lineRule="auto"/>
+        <w:widowControl/>
+      </w:pPr>
+      <w:r>
+        <w:rPr>
+          <w:color w:val="000000"/>
+        </w:rPr>
+        <w:t>Câu 6: Adv</w:t>
+      </w:r>
+    </w:p>
+    <w:p>
+      <w:pPr>
+        <w:spacing w:before="0" w:after="90" w:line="300" w:lineRule="auto"/>
+        <w:widowControl/>
+      </w:pPr>
+      <w:r>
+        <w:rPr>
+          <w:color w:val="000000"/>
+        </w:rPr>
+        <w:t>Câu 7: Adj</w:t>
+      </w:r>
+    </w:p>
+    <w:p>
+      <w:pPr>
+        <w:spacing w:before="0" w:after="90" w:line="300" w:lineRule="auto"/>
+        <w:widowControl/>
+      </w:pPr>
+      <w:r>
+        <w:rPr>
+          <w:color w:val="000000"/>
+        </w:rPr>
+        <w:t>Câu 8: Adv</w:t>
+      </w:r>
+    </w:p>
+    <w:p>
+      <w:pPr>
+        <w:spacing w:before="0" w:after="90" w:line="300" w:lineRule="auto"/>
+        <w:widowControl/>
+      </w:pPr>
+      <w:r>
+        <w:rPr>
+          <w:color w:val="000000"/>
+        </w:rPr>
+        <w:t>Câu 9: N</w:t>
+      </w:r>
+    </w:p>
+    <w:p>
+      <w:pPr>
+        <w:spacing w:before="0" w:after="90" w:line="300" w:lineRule="auto"/>
+        <w:widowControl/>
+      </w:pPr>
+      <w:r>
+        <w:rPr>
+          <w:color w:val="000000"/>
+        </w:rPr>
+        <w:t>Câu 10: V.</w:t>
+      </w:r>
+    </w:p>
+    <w:p>
+      <w:pPr>
+        <w:spacing w:before="220" w:after="60" w:line="300" w:lineRule="auto"/>
+        <w:widowControl/>
+        <w:keepNext/>
+      </w:pPr>
+      <w:r>
+        <w:rPr>
+          <w:color w:val="000000"/>
+          <w:b/>
+          <w:sz w:val="24"/>
+          <w:szCs w:val="24"/>
+        </w:rPr>
+        <w:t>PHẦN 2</w:t>
+      </w:r>
+    </w:p>
+    <w:p>
+      <w:pPr>
+        <w:spacing w:before="0" w:after="90" w:line="300" w:lineRule="auto"/>
+        <w:widowControl/>
+      </w:pPr>
+      <w:r>
+        <w:rPr>
+          <w:color w:val="000000"/>
+        </w:rPr>
+        <w:t>Câu 1: independence</w:t>
+      </w:r>
+    </w:p>
+    <w:p>
+      <w:pPr>
+        <w:spacing w:before="0" w:after="90" w:line="300" w:lineRule="auto"/>
+        <w:widowControl/>
+      </w:pPr>
+      <w:r>
+        <w:rPr>
+          <w:color w:val="000000"/>
+        </w:rPr>
+        <w:t>Câu 2: carefully</w:t>
+      </w:r>
+    </w:p>
+    <w:p>
+      <w:pPr>
+        <w:spacing w:before="0" w:after="90" w:line="300" w:lineRule="auto"/>
+        <w:widowControl/>
+      </w:pPr>
+      <w:r>
+        <w:rPr>
+          <w:color w:val="000000"/>
+        </w:rPr>
+        <w:t>Câu 3: environmental</w:t>
+      </w:r>
+    </w:p>
+    <w:p>
+      <w:pPr>
+        <w:spacing w:before="0" w:after="90" w:line="300" w:lineRule="auto"/>
+        <w:widowControl/>
+      </w:pPr>
+      <w:r>
+        <w:rPr>
+          <w:color w:val="000000"/>
+        </w:rPr>
+        <w:t>Câu 4: informative</w:t>
+      </w:r>
+    </w:p>
+    <w:p>
+      <w:pPr>
+        <w:spacing w:before="0" w:after="90" w:line="300" w:lineRule="auto"/>
+        <w:widowControl/>
+      </w:pPr>
+      <w:r>
+        <w:rPr>
+          <w:color w:val="000000"/>
+        </w:rPr>
+        <w:t>Câu 5: awareness</w:t>
+      </w:r>
+    </w:p>
+    <w:p>
+      <w:pPr>
+        <w:spacing w:before="0" w:after="90" w:line="300" w:lineRule="auto"/>
+        <w:widowControl/>
+      </w:pPr>
+      <w:r>
+        <w:rPr>
+          <w:color w:val="000000"/>
+        </w:rPr>
+        <w:t>Câu 6: effective</w:t>
+      </w:r>
+    </w:p>
+    <w:p>
+      <w:pPr>
+        <w:spacing w:before="0" w:after="90" w:line="300" w:lineRule="auto"/>
+        <w:widowControl/>
+      </w:pPr>
+      <w:r>
+        <w:rPr>
+          <w:color w:val="000000"/>
+        </w:rPr>
+        <w:t>Câu 7: simplify</w:t>
+      </w:r>
+    </w:p>
+    <w:p>
+      <w:pPr>
+        <w:spacing w:before="0" w:after="90" w:line="300" w:lineRule="auto"/>
+        <w:widowControl/>
+      </w:pPr>
+      <w:r>
+        <w:rPr>
+          <w:color w:val="000000"/>
+        </w:rPr>
+        <w:t>Câu 8: systematically</w:t>
+      </w:r>
+    </w:p>
+    <w:p>
+      <w:pPr>
+        <w:spacing w:before="0" w:after="90" w:line="300" w:lineRule="auto"/>
+        <w:widowControl/>
+      </w:pPr>
+      <w:r>
+        <w:rPr>
+          <w:color w:val="000000"/>
+        </w:rPr>
+        <w:t>Câu 9: inaccurate</w:t>
+      </w:r>
+    </w:p>
+    <w:p>
+      <w:pPr>
+        <w:spacing w:before="0" w:after="90" w:line="300" w:lineRule="auto"/>
+        <w:widowControl/>
+      </w:pPr>
+      <w:r>
+        <w:rPr>
+          <w:color w:val="000000"/>
+        </w:rPr>
+        <w:t>Câu 10: contribution.</w:t>
+      </w:r>
+    </w:p>
+    <w:p>
+      <w:pPr>
+        <w:spacing w:before="220" w:after="60" w:line="300" w:lineRule="auto"/>
+        <w:widowControl/>
+        <w:keepNext/>
+      </w:pPr>
+      <w:r>
+        <w:rPr>
+          <w:color w:val="000000"/>
+          <w:b/>
+          <w:sz w:val="24"/>
+          <w:szCs w:val="24"/>
+        </w:rPr>
+        <w:t>PHẦN 3</w:t>
+      </w:r>
+    </w:p>
+    <w:p>
+      <w:pPr>
+        <w:spacing w:before="0" w:after="90" w:line="300" w:lineRule="auto"/>
+        <w:widowControl/>
+      </w:pPr>
+      <w:r>
+        <w:rPr>
+          <w:color w:val="000000"/>
+        </w:rPr>
+        <w:t>Câu 1: B</w:t>
+      </w:r>
+    </w:p>
+    <w:p>
+      <w:pPr>
+        <w:spacing w:before="0" w:after="90" w:line="300" w:lineRule="auto"/>
+        <w:widowControl/>
+      </w:pPr>
+      <w:r>
+        <w:rPr>
+          <w:color w:val="000000"/>
+        </w:rPr>
+        <w:t>Câu 2: B</w:t>
+      </w:r>
+    </w:p>
+    <w:p>
+      <w:pPr>
+        <w:spacing w:before="0" w:after="90" w:line="300" w:lineRule="auto"/>
+        <w:widowControl/>
+      </w:pPr>
+      <w:r>
+        <w:rPr>
+          <w:color w:val="000000"/>
+        </w:rPr>
+        <w:t>Câu 3: C</w:t>
+      </w:r>
+    </w:p>
+    <w:p>
+      <w:pPr>
+        <w:spacing w:before="0" w:after="90" w:line="300" w:lineRule="auto"/>
+        <w:widowControl/>
+      </w:pPr>
+      <w:r>
+        <w:rPr>
+          <w:color w:val="000000"/>
+        </w:rPr>
+        <w:t>Câu 4: B</w:t>
+      </w:r>
+    </w:p>
+    <w:p>
+      <w:pPr>
+        <w:spacing w:before="0" w:after="90" w:line="300" w:lineRule="auto"/>
+        <w:widowControl/>
+      </w:pPr>
+      <w:r>
+        <w:rPr>
+          <w:color w:val="000000"/>
+        </w:rPr>
+        <w:t>Câu 5: A</w:t>
+      </w:r>
+    </w:p>
+    <w:p>
+      <w:pPr>
+        <w:spacing w:before="0" w:after="90" w:line="300" w:lineRule="auto"/>
+        <w:widowControl/>
+      </w:pPr>
+      <w:r>
+        <w:rPr>
+          <w:color w:val="000000"/>
+        </w:rPr>
+        <w:t>Câu 6: C</w:t>
+      </w:r>
+    </w:p>
+    <w:p>
+      <w:pPr>
+        <w:spacing w:before="0" w:after="90" w:line="300" w:lineRule="auto"/>
+        <w:widowControl/>
+      </w:pPr>
+      <w:r>
+        <w:rPr>
+          <w:color w:val="000000"/>
+        </w:rPr>
+        <w:t>Câu 7: B</w:t>
+      </w:r>
+    </w:p>
+    <w:p>
+      <w:pPr>
+        <w:spacing w:before="0" w:after="90" w:line="300" w:lineRule="auto"/>
+        <w:widowControl/>
+      </w:pPr>
+      <w:r>
+        <w:rPr>
+          <w:color w:val="000000"/>
+        </w:rPr>
+        <w:t>Câu 8: C</w:t>
+      </w:r>
+    </w:p>
+    <w:p>
+      <w:pPr>
+        <w:spacing w:before="0" w:after="90" w:line="300" w:lineRule="auto"/>
+        <w:widowControl/>
+      </w:pPr>
+      <w:r>
+        <w:rPr>
+          <w:color w:val="000000"/>
+        </w:rPr>
+        <w:t>Câu 9: B</w:t>
+      </w:r>
+    </w:p>
+    <w:p>
+      <w:pPr>
+        <w:spacing w:before="0" w:after="90" w:line="300" w:lineRule="auto"/>
+        <w:widowControl/>
+      </w:pPr>
+      <w:r>
+        <w:rPr>
+          <w:color w:val="000000"/>
+        </w:rPr>
+        <w:t>Câu 10: B.</w:t>
+      </w:r>
+    </w:p>
+    <w:p>
+      <w:pPr>
+        <w:spacing w:before="220" w:after="60" w:line="300" w:lineRule="auto"/>
+        <w:widowControl/>
+        <w:keepNext/>
+      </w:pPr>
+      <w:r>
+        <w:rPr>
+          <w:color w:val="000000"/>
+          <w:b/>
+          <w:sz w:val="24"/>
+          <w:szCs w:val="24"/>
+        </w:rPr>
+        <w:t>PHẦN 4</w:t>
+      </w:r>
+    </w:p>
+    <w:p>
+      <w:pPr>
+        <w:spacing w:before="0" w:after="90" w:line="300" w:lineRule="auto"/>
+        <w:widowControl/>
+      </w:pPr>
+      <w:r>
+        <w:rPr>
+          <w:color w:val="000000"/>
+        </w:rPr>
+        <w:t>Câu 1: small round wooden</w:t>
+      </w:r>
+    </w:p>
+    <w:p>
+      <w:pPr>
+        <w:spacing w:before="0" w:after="90" w:line="300" w:lineRule="auto"/>
+        <w:widowControl/>
+      </w:pPr>
+      <w:r>
+        <w:rPr>
+          <w:color w:val="000000"/>
+        </w:rPr>
+        <w:t>Câu 2: large modern office</w:t>
+      </w:r>
+    </w:p>
+    <w:p>
+      <w:pPr>
+        <w:spacing w:before="0" w:after="90" w:line="300" w:lineRule="auto"/>
+        <w:widowControl/>
+      </w:pPr>
+      <w:r>
+        <w:rPr>
+          <w:color w:val="000000"/>
+        </w:rPr>
+        <w:t>Câu 3: beautiful black leather</w:t>
+      </w:r>
+    </w:p>
+    <w:p>
+      <w:pPr>
+        <w:spacing w:before="0" w:after="90" w:line="300" w:lineRule="auto"/>
+        <w:widowControl/>
+      </w:pPr>
+      <w:r>
+        <w:rPr>
+          <w:color w:val="000000"/>
+        </w:rPr>
+        <w:t>Câu 4: valuable old Chinese</w:t>
+      </w:r>
+    </w:p>
+    <w:p>
+      <w:pPr>
+        <w:spacing w:before="0" w:after="90" w:line="300" w:lineRule="auto"/>
+        <w:widowControl/>
+      </w:pPr>
+      <w:r>
+        <w:rPr>
+          <w:color w:val="000000"/>
+        </w:rPr>
+        <w:t>Câu 5: intensive online English</w:t>
+      </w:r>
+    </w:p>
+    <w:p>
+      <w:pPr>
+        <w:spacing w:before="0" w:after="90" w:line="300" w:lineRule="auto"/>
+        <w:widowControl/>
+      </w:pPr>
+      <w:r>
+        <w:rPr>
+          <w:color w:val="000000"/>
+        </w:rPr>
+        <w:t>Câu 6: thick new winter</w:t>
+      </w:r>
+    </w:p>
+    <w:p>
+      <w:pPr>
+        <w:spacing w:before="0" w:after="90" w:line="300" w:lineRule="auto"/>
+        <w:widowControl/>
+      </w:pPr>
+      <w:r>
+        <w:rPr>
+          <w:color w:val="000000"/>
+        </w:rPr>
+        <w:t>Câu 7: narrow ancient stone</w:t>
+      </w:r>
+    </w:p>
+    <w:p>
+      <w:pPr>
+        <w:spacing w:before="0" w:after="90" w:line="300" w:lineRule="auto"/>
+        <w:widowControl/>
+      </w:pPr>
+      <w:r>
+        <w:rPr>
+          <w:color w:val="000000"/>
+        </w:rPr>
+        <w:t>Câu 8: three-year environmental research</w:t>
+      </w:r>
+    </w:p>
+    <w:p>
+      <w:pPr>
+        <w:spacing w:before="0" w:after="90" w:line="300" w:lineRule="auto"/>
+        <w:widowControl/>
+      </w:pPr>
+      <w:r>
+        <w:rPr>
+          <w:color w:val="000000"/>
+        </w:rPr>
+        <w:t>Câu 9: square blue metal</w:t>
+      </w:r>
+    </w:p>
+    <w:p>
+      <w:pPr>
+        <w:spacing w:before="0" w:after="90" w:line="300" w:lineRule="auto"/>
+        <w:widowControl/>
+      </w:pPr>
+      <w:r>
+        <w:rPr>
+          <w:color w:val="000000"/>
+        </w:rPr>
+        <w:t>Câu 10: innovative energy-saving.</w:t>
+      </w:r>
+    </w:p>
+    <w:p>
+      <w:pPr>
+        <w:spacing w:before="220" w:after="60" w:line="300" w:lineRule="auto"/>
+        <w:widowControl/>
+        <w:keepNext/>
+      </w:pPr>
+      <w:r>
+        <w:rPr>
+          <w:color w:val="000000"/>
+          <w:b/>
+          <w:sz w:val="24"/>
+          <w:szCs w:val="24"/>
+        </w:rPr>
+        <w:t>PHẦN 5</w:t>
+      </w:r>
+    </w:p>
+    <w:p>
+      <w:pPr>
+        <w:spacing w:before="0" w:after="90" w:line="300" w:lineRule="auto"/>
+        <w:widowControl/>
+      </w:pPr>
+      <w:r>
+        <w:rPr>
+          <w:color w:val="000000"/>
+        </w:rPr>
+        <w:t>Câu 1: rarely checks</w:t>
+      </w:r>
+    </w:p>
+    <w:p>
+      <w:pPr>
+        <w:spacing w:before="0" w:after="90" w:line="300" w:lineRule="auto"/>
+        <w:widowControl/>
+      </w:pPr>
+      <w:r>
+        <w:rPr>
+          <w:color w:val="000000"/>
+        </w:rPr>
+        <w:t>Câu 2: has already arrived</w:t>
+      </w:r>
+    </w:p>
+    <w:p>
+      <w:pPr>
+        <w:spacing w:before="0" w:after="90" w:line="300" w:lineRule="auto"/>
+        <w:widowControl/>
+      </w:pPr>
+      <w:r>
+        <w:rPr>
+          <w:color w:val="000000"/>
+        </w:rPr>
+        <w:t>Câu 3: completed the task carefully</w:t>
+      </w:r>
+    </w:p>
+    <w:p>
+      <w:pPr>
+        <w:spacing w:before="0" w:after="90" w:line="300" w:lineRule="auto"/>
+        <w:widowControl/>
+      </w:pPr>
+      <w:r>
+        <w:rPr>
+          <w:color w:val="000000"/>
+        </w:rPr>
+        <w:t>Câu 4: is never late</w:t>
+      </w:r>
+    </w:p>
+    <w:p>
+      <w:pPr>
+        <w:spacing w:before="0" w:after="90" w:line="300" w:lineRule="auto"/>
+        <w:widowControl/>
+      </w:pPr>
+      <w:r>
+        <w:rPr>
+          <w:color w:val="000000"/>
+        </w:rPr>
+        <w:t>Câu 5: will probably finish</w:t>
+      </w:r>
+    </w:p>
+    <w:p>
+      <w:pPr>
+        <w:spacing w:before="0" w:after="90" w:line="300" w:lineRule="auto"/>
+        <w:widowControl/>
+      </w:pPr>
+      <w:r>
+        <w:rPr>
+          <w:color w:val="000000"/>
+        </w:rPr>
+        <w:t>Câu 6: works efficiently</w:t>
+      </w:r>
+    </w:p>
+    <w:p>
+      <w:pPr>
+        <w:spacing w:before="0" w:after="90" w:line="300" w:lineRule="auto"/>
+        <w:widowControl/>
+      </w:pPr>
+      <w:r>
+        <w:rPr>
+          <w:color w:val="000000"/>
+        </w:rPr>
+        <w:t>Câu 7: have visited twice</w:t>
+      </w:r>
+    </w:p>
+    <w:p>
+      <w:pPr>
+        <w:spacing w:before="0" w:after="90" w:line="300" w:lineRule="auto"/>
+        <w:widowControl/>
+      </w:pPr>
+      <w:r>
+        <w:rPr>
+          <w:color w:val="000000"/>
+        </w:rPr>
+        <w:t>Câu 8: should always read</w:t>
+      </w:r>
+    </w:p>
+    <w:p>
+      <w:pPr>
+        <w:spacing w:before="0" w:after="90" w:line="300" w:lineRule="auto"/>
+        <w:widowControl/>
+      </w:pPr>
+      <w:r>
+        <w:rPr>
+          <w:color w:val="000000"/>
+        </w:rPr>
+        <w:t>Câu 9: increased significantly</w:t>
+      </w:r>
+    </w:p>
+    <w:p>
+      <w:pPr>
+        <w:spacing w:before="0" w:after="90" w:line="300" w:lineRule="auto"/>
+        <w:widowControl/>
+      </w:pPr>
+      <w:r>
+        <w:rPr>
+          <w:color w:val="000000"/>
+        </w:rPr>
+        <w:t>Câu 10: can explain clearly.</w:t>
+      </w:r>
+    </w:p>
+    <w:p>
+      <w:pPr>
+        <w:spacing w:before="220" w:after="60" w:line="300" w:lineRule="auto"/>
+        <w:widowControl/>
+        <w:keepNext/>
+      </w:pPr>
+      <w:r>
+        <w:rPr>
+          <w:color w:val="000000"/>
+          <w:b/>
+          <w:sz w:val="24"/>
+          <w:szCs w:val="24"/>
+        </w:rPr>
+        <w:t>PHẦN 6</w:t>
+      </w:r>
+    </w:p>
+    <w:p>
+      <w:pPr>
+        <w:spacing w:before="0" w:after="90" w:line="300" w:lineRule="auto"/>
+        <w:widowControl/>
+      </w:pPr>
+      <w:r>
+        <w:rPr>
+          <w:color w:val="000000"/>
+        </w:rPr>
+        <w:t>Câu 1: B</w:t>
+      </w:r>
+    </w:p>
+    <w:p>
+      <w:pPr>
+        <w:spacing w:before="0" w:after="90" w:line="300" w:lineRule="auto"/>
+        <w:widowControl/>
+      </w:pPr>
+      <w:r>
+        <w:rPr>
+          <w:color w:val="000000"/>
+        </w:rPr>
+        <w:t>Câu 2: C</w:t>
+      </w:r>
+    </w:p>
+    <w:p>
+      <w:pPr>
+        <w:spacing w:before="0" w:after="90" w:line="300" w:lineRule="auto"/>
+        <w:widowControl/>
+      </w:pPr>
+      <w:r>
+        <w:rPr>
+          <w:color w:val="000000"/>
+        </w:rPr>
+        <w:t>Câu 3: A</w:t>
+      </w:r>
+    </w:p>
+    <w:p>
+      <w:pPr>
+        <w:spacing w:before="0" w:after="90" w:line="300" w:lineRule="auto"/>
+        <w:widowControl/>
+      </w:pPr>
+      <w:r>
+        <w:rPr>
+          <w:color w:val="000000"/>
+        </w:rPr>
+        <w:t>Câu 4: A</w:t>
+      </w:r>
+    </w:p>
+    <w:p>
+      <w:pPr>
+        <w:spacing w:before="0" w:after="90" w:line="300" w:lineRule="auto"/>
+        <w:widowControl/>
+      </w:pPr>
+      <w:r>
+        <w:rPr>
+          <w:color w:val="000000"/>
+        </w:rPr>
+        <w:t>Câu 5: B</w:t>
+      </w:r>
+    </w:p>
+    <w:p>
+      <w:pPr>
+        <w:spacing w:before="0" w:after="90" w:line="300" w:lineRule="auto"/>
+        <w:widowControl/>
+      </w:pPr>
+      <w:r>
+        <w:rPr>
+          <w:color w:val="000000"/>
+        </w:rPr>
+        <w:t>Câu 6: B</w:t>
+      </w:r>
+    </w:p>
+    <w:p>
+      <w:pPr>
+        <w:spacing w:before="0" w:after="90" w:line="300" w:lineRule="auto"/>
+        <w:widowControl/>
+      </w:pPr>
+      <w:r>
+        <w:rPr>
+          <w:color w:val="000000"/>
+        </w:rPr>
+        <w:t>Câu 7: B</w:t>
+      </w:r>
+    </w:p>
+    <w:p>
+      <w:pPr>
+        <w:spacing w:before="0" w:after="90" w:line="300" w:lineRule="auto"/>
+        <w:widowControl/>
+      </w:pPr>
+      <w:r>
+        <w:rPr>
+          <w:color w:val="000000"/>
+        </w:rPr>
+        <w:t>Câu 8: B</w:t>
+      </w:r>
+    </w:p>
+    <w:p>
+      <w:pPr>
+        <w:spacing w:before="0" w:after="90" w:line="300" w:lineRule="auto"/>
+        <w:widowControl/>
+      </w:pPr>
+      <w:r>
+        <w:rPr>
+          <w:color w:val="000000"/>
+        </w:rPr>
+        <w:t>Câu 9: B</w:t>
+      </w:r>
+    </w:p>
+    <w:p>
+      <w:pPr>
+        <w:spacing w:before="0" w:after="90" w:line="300" w:lineRule="auto"/>
+        <w:widowControl/>
+      </w:pPr>
+      <w:r>
+        <w:rPr>
+          <w:color w:val="000000"/>
+        </w:rPr>
+        <w:t>Câu 10: A.</w:t>
+      </w:r>
+    </w:p>
+    <w:p>
+      <w:pPr>
+        <w:spacing w:before="220" w:after="60" w:line="300" w:lineRule="auto"/>
+        <w:widowControl/>
+        <w:keepNext/>
+      </w:pPr>
+      <w:r>
+        <w:rPr>
+          <w:color w:val="000000"/>
+          <w:b/>
+          <w:sz w:val="24"/>
+          <w:szCs w:val="24"/>
+        </w:rPr>
+        <w:t>PHẦN 7</w:t>
+      </w:r>
+    </w:p>
+    <w:p>
+      <w:pPr>
+        <w:spacing w:before="0" w:after="90" w:line="300" w:lineRule="auto"/>
+        <w:widowControl/>
+      </w:pPr>
+      <w:r>
+        <w:rPr>
+          <w:color w:val="000000"/>
+        </w:rPr>
+        <w:t>Câu 1: another</w:t>
+      </w:r>
+    </w:p>
+    <w:p>
+      <w:pPr>
+        <w:spacing w:before="0" w:after="90" w:line="300" w:lineRule="auto"/>
+        <w:widowControl/>
+      </w:pPr>
+      <w:r>
+        <w:rPr>
+          <w:color w:val="000000"/>
+        </w:rPr>
+        <w:t>Câu 2: others</w:t>
+      </w:r>
+    </w:p>
+    <w:p>
+      <w:pPr>
+        <w:spacing w:before="0" w:after="90" w:line="300" w:lineRule="auto"/>
+        <w:widowControl/>
+      </w:pPr>
+      <w:r>
+        <w:rPr>
+          <w:color w:val="000000"/>
+        </w:rPr>
+        <w:t>Câu 3: other one</w:t>
+      </w:r>
+    </w:p>
+    <w:p>
+      <w:pPr>
+        <w:spacing w:before="0" w:after="90" w:line="300" w:lineRule="auto"/>
+        <w:widowControl/>
+      </w:pPr>
+      <w:r>
+        <w:rPr>
+          <w:color w:val="000000"/>
+        </w:rPr>
+        <w:t>Câu 4: other</w:t>
+      </w:r>
+    </w:p>
+    <w:p>
+      <w:pPr>
+        <w:spacing w:before="0" w:after="90" w:line="300" w:lineRule="auto"/>
+        <w:widowControl/>
+      </w:pPr>
+      <w:r>
+        <w:rPr>
+          <w:color w:val="000000"/>
+        </w:rPr>
+        <w:t>Câu 5: other</w:t>
+      </w:r>
+    </w:p>
+    <w:p>
+      <w:pPr>
+        <w:spacing w:before="0" w:after="90" w:line="300" w:lineRule="auto"/>
+        <w:widowControl/>
+      </w:pPr>
+      <w:r>
+        <w:rPr>
+          <w:color w:val="000000"/>
+        </w:rPr>
+        <w:t>Câu 6: other</w:t>
+      </w:r>
+    </w:p>
+    <w:p>
+      <w:pPr>
+        <w:spacing w:before="0" w:after="90" w:line="300" w:lineRule="auto"/>
+        <w:widowControl/>
+      </w:pPr>
+      <w:r>
+        <w:rPr>
+          <w:color w:val="000000"/>
+        </w:rPr>
+        <w:t>Câu 7: others</w:t>
+      </w:r>
+    </w:p>
+    <w:p>
+      <w:pPr>
+        <w:spacing w:before="0" w:after="90" w:line="300" w:lineRule="auto"/>
+        <w:widowControl/>
+      </w:pPr>
+      <w:r>
+        <w:rPr>
+          <w:color w:val="000000"/>
+        </w:rPr>
+        <w:t>Câu 8: another</w:t>
+      </w:r>
+    </w:p>
+    <w:p>
+      <w:pPr>
+        <w:spacing w:before="0" w:after="90" w:line="300" w:lineRule="auto"/>
+        <w:widowControl/>
+      </w:pPr>
+      <w:r>
+        <w:rPr>
+          <w:color w:val="000000"/>
+        </w:rPr>
+        <w:t>Câu 9: others</w:t>
+      </w:r>
+    </w:p>
+    <w:p>
+      <w:pPr>
+        <w:spacing w:before="0" w:after="90" w:line="300" w:lineRule="auto"/>
+        <w:widowControl/>
+      </w:pPr>
+      <w:r>
+        <w:rPr>
+          <w:color w:val="000000"/>
+        </w:rPr>
+        <w:t>Câu 10: other.</w:t>
+      </w:r>
+    </w:p>
+    <w:p>
+      <w:pPr>
+        <w:spacing w:before="220" w:after="60" w:line="300" w:lineRule="auto"/>
+        <w:widowControl/>
+        <w:keepNext/>
+      </w:pPr>
+      <w:r>
+        <w:rPr>
+          <w:color w:val="000000"/>
+          <w:b/>
+          <w:sz w:val="24"/>
+          <w:szCs w:val="24"/>
+        </w:rPr>
+        <w:t>PHẦN 8</w:t>
+      </w:r>
+    </w:p>
+    <w:p>
+      <w:pPr>
+        <w:spacing w:before="0" w:after="90" w:line="300" w:lineRule="auto"/>
+        <w:widowControl/>
+      </w:pPr>
+      <w:r>
+        <w:rPr>
+          <w:color w:val="000000"/>
+        </w:rPr>
+        <w:t>Câu 1: Every student is</w:t>
+      </w:r>
+    </w:p>
+    <w:p>
+      <w:pPr>
+        <w:spacing w:before="0" w:after="90" w:line="300" w:lineRule="auto"/>
+        <w:widowControl/>
+      </w:pPr>
+      <w:r>
+        <w:rPr>
+          <w:color w:val="000000"/>
+        </w:rPr>
+        <w:t>Câu 2: fluently</w:t>
+      </w:r>
+    </w:p>
+    <w:p>
+      <w:pPr>
+        <w:spacing w:before="0" w:after="90" w:line="300" w:lineRule="auto"/>
+        <w:widowControl/>
+      </w:pPr>
+      <w:r>
+        <w:rPr>
+          <w:color w:val="000000"/>
+        </w:rPr>
+        <w:t>Câu 3: beautiful red</w:t>
+      </w:r>
+    </w:p>
+    <w:p>
+      <w:pPr>
+        <w:spacing w:before="0" w:after="90" w:line="300" w:lineRule="auto"/>
+        <w:widowControl/>
+      </w:pPr>
+      <w:r>
+        <w:rPr>
+          <w:color w:val="000000"/>
+        </w:rPr>
+        <w:t>Câu 4: fewer</w:t>
+      </w:r>
+    </w:p>
+    <w:p>
+      <w:pPr>
+        <w:spacing w:before="0" w:after="90" w:line="300" w:lineRule="auto"/>
+        <w:widowControl/>
+      </w:pPr>
+      <w:r>
+        <w:rPr>
+          <w:color w:val="000000"/>
+        </w:rPr>
+        <w:t>Câu 5: is</w:t>
+      </w:r>
+    </w:p>
+    <w:p>
+      <w:pPr>
+        <w:spacing w:before="0" w:after="90" w:line="300" w:lineRule="auto"/>
+        <w:widowControl/>
+      </w:pPr>
+      <w:r>
+        <w:rPr>
+          <w:color w:val="000000"/>
+        </w:rPr>
+        <w:t>Câu 6: much useful advice</w:t>
+      </w:r>
+    </w:p>
+    <w:p>
+      <w:pPr>
+        <w:spacing w:before="0" w:after="90" w:line="300" w:lineRule="auto"/>
+        <w:widowControl/>
+      </w:pPr>
+      <w:r>
+        <w:rPr>
+          <w:color w:val="000000"/>
+        </w:rPr>
+        <w:t>Câu 7: has</w:t>
+      </w:r>
+    </w:p>
+    <w:p>
+      <w:pPr>
+        <w:spacing w:before="0" w:after="90" w:line="300" w:lineRule="auto"/>
+        <w:widowControl/>
+      </w:pPr>
+      <w:r>
+        <w:rPr>
+          <w:color w:val="000000"/>
+        </w:rPr>
+        <w:t>Câu 8: another</w:t>
+      </w:r>
+    </w:p>
+    <w:p>
+      <w:pPr>
+        <w:spacing w:before="0" w:after="90" w:line="300" w:lineRule="auto"/>
+        <w:widowControl/>
+      </w:pPr>
+      <w:r>
+        <w:rPr>
+          <w:color w:val="000000"/>
+        </w:rPr>
+        <w:t>Câu 9: successfully completed</w:t>
+      </w:r>
+    </w:p>
+    <w:p>
+      <w:pPr>
+        <w:spacing w:before="0" w:after="90" w:line="300" w:lineRule="auto"/>
+        <w:widowControl/>
+      </w:pPr>
+      <w:r>
+        <w:rPr>
+          <w:color w:val="000000"/>
+        </w:rPr>
+        <w:t>Câu 10: needs.</w:t>
+      </w:r>
+    </w:p>
+    <w:p>
+      <w:pPr>
+        <w:spacing w:before="220" w:after="60" w:line="300" w:lineRule="auto"/>
+        <w:widowControl/>
+        <w:keepNext/>
+      </w:pPr>
+      <w:r>
+        <w:rPr>
+          <w:color w:val="000000"/>
+          <w:b/>
+          <w:sz w:val="24"/>
+          <w:szCs w:val="24"/>
+        </w:rPr>
+        <w:t>PHẦN 9</w:t>
+      </w:r>
+    </w:p>
+    <w:p>
+      <w:pPr>
+        <w:spacing w:before="0" w:after="90" w:line="300" w:lineRule="auto"/>
+        <w:widowControl/>
+      </w:pPr>
+      <w:r>
+        <w:rPr>
+          <w:color w:val="000000"/>
+        </w:rPr>
+        <w:t>Câu 1: unused classroom</w:t>
+      </w:r>
+    </w:p>
+    <w:p>
+      <w:pPr>
+        <w:spacing w:before="0" w:after="90" w:line="300" w:lineRule="auto"/>
+        <w:widowControl/>
+      </w:pPr>
+      <w:r>
+        <w:rPr>
+          <w:color w:val="000000"/>
+        </w:rPr>
+        <w:t>Câu 2: forty minutes</w:t>
+      </w:r>
+    </w:p>
+    <w:p>
+      <w:pPr>
+        <w:spacing w:before="0" w:after="90" w:line="300" w:lineRule="auto"/>
+        <w:widowControl/>
+      </w:pPr>
+      <w:r>
+        <w:rPr>
+          <w:color w:val="000000"/>
+        </w:rPr>
+        <w:t>Câu 3: a teacher</w:t>
+      </w:r>
+    </w:p>
+    <w:p>
+      <w:pPr>
+        <w:spacing w:before="0" w:after="90" w:line="300" w:lineRule="auto"/>
+        <w:widowControl/>
+      </w:pPr>
+      <w:r>
+        <w:rPr>
+          <w:color w:val="000000"/>
+        </w:rPr>
+        <w:t>Câu 4: complete homework</w:t>
+      </w:r>
+    </w:p>
+    <w:p>
+      <w:pPr>
+        <w:spacing w:before="0" w:after="90" w:line="300" w:lineRule="auto"/>
+        <w:widowControl/>
+      </w:pPr>
+      <w:r>
+        <w:rPr>
+          <w:color w:val="000000"/>
+        </w:rPr>
+        <w:t>Câu 5: bookings increased steadily.</w:t>
+      </w:r>
+    </w:p>
+    <w:p>
+      <w:pPr>
+        <w:spacing w:before="220" w:after="60" w:line="300" w:lineRule="auto"/>
+        <w:widowControl/>
+        <w:keepNext/>
+      </w:pPr>
+      <w:r>
+        <w:rPr>
+          <w:color w:val="000000"/>
+          <w:b/>
+          <w:sz w:val="24"/>
+          <w:szCs w:val="24"/>
+        </w:rPr>
+        <w:t>PHẦN 10</w:t>
+      </w:r>
+    </w:p>
+    <w:p>
+      <w:pPr>
+        <w:spacing w:before="220" w:after="60" w:line="300" w:lineRule="auto"/>
+        <w:widowControl/>
+        <w:keepNext/>
+      </w:pPr>
+      <w:r>
+        <w:rPr>
+          <w:color w:val="000000"/>
+          <w:b/>
+          <w:sz w:val="24"/>
+          <w:szCs w:val="24"/>
+        </w:rPr>
+        <w:t>BÀI VIẾT MẪU (116 từ)</w:t>
+      </w:r>
+    </w:p>
+    <w:p>
+      <w:pPr>
+        <w:spacing w:before="0" w:after="170" w:line="320" w:lineRule="auto"/>
+        <w:widowControl/>
+      </w:pPr>
+      <w:r>
+        <w:rPr>
+          <w:color w:val="000000"/>
+        </w:rPr>
+        <w:t>Our school runs an effective peer-learning programme every Wednesday afternoon. A group of experienced senior students helps younger learners with difficult subjects. Each participant chooses one specific goal before attending, so the sessions remain focused and productive. Last week, I joined a small, well-equipped science workshop in the library. Neither the tutor nor the learners were passive; everyone asked questions and shared practical ideas. We completed several challenging activities, and most of the explanations were extremely clear. I also received a little useful advice about organising my notes. The programme has significantly improved my confidence and independence. I believe another weekly session would allow many other students to benefit from this valuable learning opportunity.</w:t>
+      </w:r>
+    </w:p>
+    <w:p>
+      <w:pPr>
+        <w:spacing w:before="220" w:after="60" w:line="300" w:lineRule="auto"/>
+        <w:widowControl/>
+        <w:keepNext/>
+      </w:pPr>
+      <w:r>
+        <w:rPr>
+          <w:color w:val="000000"/>
+          <w:b/>
+          <w:sz w:val="24"/>
+          <w:szCs w:val="24"/>
+        </w:rPr>
+        <w:t>GỢI Ý CHẤM</w:t>
+      </w:r>
+    </w:p>
+    <w:p>
+      <w:pPr>
+        <w:spacing w:before="0" w:after="120" w:line="300" w:lineRule="auto"/>
+        <w:widowControl/>
+      </w:pPr>
+      <w:r>
+        <w:rPr>
+          <w:color w:val="000000"/>
+        </w:rPr>
+        <w:t>nội dung 4; yêu cầu ngôn ngữ 2; từ vựng 2; ngữ pháp/chính tả 2.</w:t>
+      </w:r>
+    </w:p>
+    <w:sectPr>
+      <w:pgSz w:w="11906" w:h="16838"/>
+      <w:pgMar w:top="1134" w:right="1134" w:bottom="1134" w:left="1134"/>
+    </w:sectPr>
+    <w:sectPr>
+      <w:pgSz w:w="11906" w:h="16838"/>
+      <w:pgMar w:top="1134" w:right="1134" w:bottom="1134" w:left="1134"/>
+    </w:sectPr>
     <w:sectPr>
       <w:pgSz w:w="11906" w:h="16838"/>
       <w:pgMar w:top="1134" w:right="1134" w:bottom="1134" w:left="1134"/>
